--- a/docs/book/Word/Chapter0/How_the_Brain_Learns_Chapter_0_Foundations.docx
+++ b/docs/book/Word/Chapter0/How_the_Brain_Learns_Chapter_0_Foundations.docx
@@ -116,7 +116,7 @@
         <w:t xml:space="preserve">If you have studied biology, much of this will be familiar. If you have not, this chapter will give you what you need to follow the rest of the book. Either way, these fundamentals matter: the brain’s capabilities and limitations arise directly from the properties of the matter it is made of.</w:t>
       </w:r>
     </w:p>
-    <w:bookmarkStart w:id="24" w:name="what-is-a-cell"/>
+    <w:bookmarkStart w:id="28" w:name="what-is-a-cell"/>
     <w:p>
       <w:pPr>
         <w:pStyle w:val="Heading1"/>
@@ -130,7 +130,25 @@
         <w:pStyle w:val="FirstParagraph"/>
       </w:pPr>
       <w:r>
-        <w:t xml:space="preserve">Every living thing on Earth is made of cells. A bacterium is a single cell. A human body contains approximately 37 trillion cells. Despite this enormous range in complexity, all cells share certain features that define what it means to be alive.</w:t>
+        <w:t xml:space="preserve">Every living thing on Earth is made of cells. A bacterium is a single cell. A human body contains approximately 37 trillion cells.</w:t>
+      </w:r>
+      <w:r>
+        <w:rPr>
+          <w:rStyle w:val="FootnoteReference"/>
+        </w:rPr>
+        <w:footnoteReference w:id="20"/>
+      </w:r>
+      <w:r>
+        <w:t xml:space="preserve"> </w:t>
+      </w:r>
+      <w:r>
+        <w:t xml:space="preserve">Despite this enormous range in complexity, all cells share certain features that define what it means to be alive.</w:t>
+      </w:r>
+      <w:r>
+        <w:rPr>
+          <w:rStyle w:val="FootnoteReference"/>
+        </w:rPr>
+        <w:footnoteReference w:id="21"/>
       </w:r>
     </w:p>
     <w:p>
@@ -158,18 +176,18 @@
           <wp:inline>
             <wp:extent cx="5943600" cy="3974782"/>
             <wp:effectExtent b="0" l="0" r="0" t="0"/>
-            <wp:docPr descr="Figure 0.1. Basic cell structure. All cells share common features: a membrane boundary, internal machinery for energy production and protein synthesis, and genetic material (DNA) that encodes instructions for building and maintaining the cell. (Source: Wikimedia Commons, LadyofHats, public domain.)" title="" id="21" name="Picture"/>
+            <wp:docPr descr="Figure 0.1. Basic cell structure. All cells share common features: a membrane boundary, internal machinery for energy production and protein synthesis, and genetic material (DNA) that encodes instructions for building and maintaining the cell. (Source: Wikimedia Commons, LadyofHats, public domain.)" title="" id="23" name="Picture"/>
             <a:graphic>
               <a:graphicData uri="http://schemas.openxmlformats.org/drawingml/2006/picture">
                 <pic:pic>
                   <pic:nvPicPr>
-                    <pic:cNvPr descr="images/figure_0_1.png" id="22" name="Picture"/>
+                    <pic:cNvPr descr="images/figure_0_1.png" id="24" name="Picture"/>
                     <pic:cNvPicPr>
                       <a:picLocks noChangeArrowheads="1" noChangeAspect="1"/>
                     </pic:cNvPicPr>
                   </pic:nvPicPr>
                   <pic:blipFill>
-                    <a:blip r:embed="rId20"/>
+                    <a:blip r:embed="rId22"/>
                     <a:stretch>
                       <a:fillRect/>
                     </a:stretch>
@@ -204,7 +222,7 @@
         <w:t xml:space="preserve">Figure 0.1. Basic cell structure. All cells share common features: a membrane boundary, internal machinery for energy production and protein synthesis, and genetic material (DNA) that encodes instructions for building and maintaining the cell. (Source: Wikimedia Commons, LadyofHats, public domain.)</w:t>
       </w:r>
     </w:p>
-    <w:bookmarkStart w:id="23" w:name="the-two-domains-of-cells"/>
+    <w:bookmarkStart w:id="27" w:name="the-two-domains-of-cells"/>
     <w:p>
       <w:pPr>
         <w:pStyle w:val="Heading2"/>
@@ -238,6 +256,12 @@
       <w:r>
         <w:t xml:space="preserve">(bacteria and archaea) are small and structurally simple. They lack a nucleus; their DNA floats freely in the cell interior. Despite their simplicity, prokaryotes dominated Earth for over two billion years and remain the most numerous organisms on the planet.</w:t>
       </w:r>
+      <w:r>
+        <w:rPr>
+          <w:rStyle w:val="FootnoteReference"/>
+        </w:rPr>
+        <w:footnoteReference w:id="25"/>
+      </w:r>
     </w:p>
     <w:p>
       <w:pPr>
@@ -264,10 +288,16 @@
       <w:r>
         <w:t xml:space="preserve">The distinction matters because eukaryotic complexity enabled the evolution of multicellular organisms, specialized cell types, and eventually nervous systems. The brain could not exist without eukaryotic cellular machinery.</w:t>
       </w:r>
-    </w:p>
-    <w:bookmarkEnd w:id="23"/>
-    <w:bookmarkEnd w:id="24"/>
-    <w:bookmarkStart w:id="34" w:name="the-physical-laws-that-govern-cells"/>
+      <w:r>
+        <w:rPr>
+          <w:rStyle w:val="FootnoteReference"/>
+        </w:rPr>
+        <w:footnoteReference w:id="26"/>
+      </w:r>
+    </w:p>
+    <w:bookmarkEnd w:id="27"/>
+    <w:bookmarkEnd w:id="28"/>
+    <w:bookmarkStart w:id="46" w:name="the-physical-laws-that-govern-cells"/>
     <w:p>
       <w:pPr>
         <w:pStyle w:val="Heading1"/>
@@ -284,7 +314,7 @@
         <w:t xml:space="preserve">Cells obey the same physical laws as everything else in the universe. There is no vital force, no special exemption for living matter. Understanding these laws is essential for understanding why cells—and neurons—behave as they do.</w:t>
       </w:r>
     </w:p>
-    <w:bookmarkStart w:id="28" w:name="thermodynamics-energy-and-order"/>
+    <w:bookmarkStart w:id="34" w:name="thermodynamics-energy-and-order"/>
     <w:p>
       <w:pPr>
         <w:pStyle w:val="Heading2"/>
@@ -299,6 +329,12 @@
       </w:pPr>
       <w:r>
         <w:t xml:space="preserve">The first and second laws of thermodynamics govern all physical systems, including cells.</w:t>
+      </w:r>
+      <w:r>
+        <w:rPr>
+          <w:rStyle w:val="FootnoteReference"/>
+        </w:rPr>
+        <w:footnoteReference w:id="29"/>
       </w:r>
     </w:p>
     <w:p>
@@ -343,6 +379,12 @@
       </w:pPr>
       <w:r>
         <w:t xml:space="preserve">This second law is profound. It means that maintaining the organized structure of a cell requires constant work. Cells must continuously import energy and export waste to maintain their internal order against the universal tendency toward disorder. When this process stops, death follows.</w:t>
+      </w:r>
+      <w:r>
+        <w:rPr>
+          <w:rStyle w:val="FootnoteReference"/>
+        </w:rPr>
+        <w:footnoteReference w:id="30"/>
       </w:r>
     </w:p>
     <w:p>
@@ -354,18 +396,18 @@
           <wp:inline>
             <wp:extent cx="5943600" cy="5456039"/>
             <wp:effectExtent b="0" l="0" r="0" t="0"/>
-            <wp:docPr descr="Figure 0.2. Thermodynamics and cellular order. Cells maintain their organized internal state by importing energy (typically from food molecules) and exporting entropy (as heat and waste). This is not a violation of the second law—the total entropy of the universe still increases. (Source: Wikimedia Commons, Tim Vickers, public domain.)" title="" id="26" name="Picture"/>
+            <wp:docPr descr="Figure 0.2. Thermodynamics and cellular order. Cells maintain their organized internal state by importing energy (typically from food molecules) and exporting entropy (as heat and waste). This is not a violation of the second law—the total entropy of the universe still increases. (Source: Wikimedia Commons, Tim Vickers, public domain.)" title="" id="32" name="Picture"/>
             <a:graphic>
               <a:graphicData uri="http://schemas.openxmlformats.org/drawingml/2006/picture">
                 <pic:pic>
                   <pic:nvPicPr>
-                    <pic:cNvPr descr="images/figure_0_2.png" id="27" name="Picture"/>
+                    <pic:cNvPr descr="images/figure_0_2.png" id="33" name="Picture"/>
                     <pic:cNvPicPr>
                       <a:picLocks noChangeArrowheads="1" noChangeAspect="1"/>
                     </pic:cNvPicPr>
                   </pic:nvPicPr>
                   <pic:blipFill>
-                    <a:blip r:embed="rId25"/>
+                    <a:blip r:embed="rId31"/>
                     <a:stretch>
                       <a:fillRect/>
                     </a:stretch>
@@ -400,8 +442,8 @@
         <w:t xml:space="preserve">Figure 0.2. Thermodynamics and cellular order. Cells maintain their organized internal state by importing energy (typically from food molecules) and exporting entropy (as heat and waste). This is not a violation of the second law—the total entropy of the universe still increases. (Source: Wikimedia Commons, Tim Vickers, public domain.)</w:t>
       </w:r>
     </w:p>
-    <w:bookmarkEnd w:id="28"/>
-    <w:bookmarkStart w:id="32" w:name="electrochemistry-charge-and-gradients"/>
+    <w:bookmarkEnd w:id="34"/>
+    <w:bookmarkStart w:id="41" w:name="electrochemistry-charge-and-gradients"/>
     <w:p>
       <w:pPr>
         <w:pStyle w:val="Heading2"/>
@@ -483,6 +525,12 @@
       <w:r>
         <w:t xml:space="preserve">Chloride (Cl⁻): negatively charged</w:t>
       </w:r>
+      <w:r>
+        <w:rPr>
+          <w:rStyle w:val="FootnoteReference"/>
+        </w:rPr>
+        <w:footnoteReference w:id="35"/>
+      </w:r>
     </w:p>
     <w:p>
       <w:pPr>
@@ -529,28 +577,34 @@
       <w:r>
         <w:t xml:space="preserve">When a membrane separates two regions with different ion concentrations, these gradients create stored energy—like a compressed spring waiting to be released. Neurons exploit these gradients to generate electrical signals.</w:t>
       </w:r>
-    </w:p>
-    <w:p>
-      <w:pPr>
-        <w:pStyle w:val="CaptionedFigure"/>
+      <w:r>
+        <w:rPr>
+          <w:rStyle w:val="FootnoteReference"/>
+        </w:rPr>
+        <w:footnoteReference w:id="36"/>
+      </w:r>
+    </w:p>
+    <w:p>
+      <w:pPr>
+        <w:pStyle w:val="BodyText"/>
       </w:pPr>
       <w:r>
         <w:drawing>
           <wp:inline>
             <wp:extent cx="5943600" cy="2669976"/>
             <wp:effectExtent b="0" l="0" r="0" t="0"/>
-            <wp:docPr descr="Figure 0.3. Ion gradients across a cell membrane. The cell maintains high potassium inside and high sodium outside. These concentration differences, combined with electrical attraction and repulsion, create the electrochemical gradients that power neural signaling. (Source: Wikimedia Commons, public domain.)" title="" id="30" name="Picture"/>
+            <wp:docPr descr="Figure 0.3. Ion gradients across a cell membrane. The cell maintains high potassium inside and high sodium outside. These concentration differences, combined with electrical attraction and repulsion, create the electrochemical gradients that power neural signaling. (Source: Wikimedia Commons, public domain.)" title="" id="38" name="Picture"/>
             <a:graphic>
               <a:graphicData uri="http://schemas.openxmlformats.org/drawingml/2006/picture">
                 <pic:pic>
                   <pic:nvPicPr>
-                    <pic:cNvPr descr="images/figure_0_3.png" id="31" name="Picture"/>
+                    <pic:cNvPr descr="images/figure_0_3.png" id="39" name="Picture"/>
                     <pic:cNvPicPr>
                       <a:picLocks noChangeArrowheads="1" noChangeAspect="1"/>
                     </pic:cNvPicPr>
                   </pic:nvPicPr>
                   <pic:blipFill>
-                    <a:blip r:embed="rId29"/>
+                    <a:blip r:embed="rId37"/>
                     <a:stretch>
                       <a:fillRect/>
                     </a:stretch>
@@ -576,17 +630,15 @@
           </wp:inline>
         </w:drawing>
       </w:r>
-    </w:p>
-    <w:p>
-      <w:pPr>
-        <w:pStyle w:val="ImageCaption"/>
-      </w:pPr>
-      <w:r>
-        <w:t xml:space="preserve">Figure 0.3. Ion gradients across a cell membrane. The cell maintains high potassium inside and high sodium outside. These concentration differences, combined with electrical attraction and repulsion, create the electrochemical gradients that power neural signaling. (Source: Wikimedia Commons, public domain.)</w:t>
-      </w:r>
-    </w:p>
-    <w:bookmarkEnd w:id="32"/>
-    <w:bookmarkStart w:id="33" w:name="diffusion-movement-without-direction"/>
+      <w:r>
+        <w:rPr>
+          <w:rStyle w:val="FootnoteReference"/>
+        </w:rPr>
+        <w:footnoteReference w:id="40"/>
+      </w:r>
+    </w:p>
+    <w:bookmarkEnd w:id="41"/>
+    <w:bookmarkStart w:id="45" w:name="diffusion-movement-without-direction"/>
     <w:p>
       <w:pPr>
         <w:pStyle w:val="Heading2"/>
@@ -602,6 +654,12 @@
       <w:r>
         <w:t xml:space="preserve">Molecules in solution are in constant random motion due to thermal energy. This motion causes substances to spread from regions of high concentration to low concentration—a process called diffusion.</w:t>
       </w:r>
+      <w:r>
+        <w:rPr>
+          <w:rStyle w:val="FootnoteReference"/>
+        </w:rPr>
+        <w:footnoteReference w:id="42"/>
+      </w:r>
     </w:p>
     <w:p>
       <w:pPr>
@@ -610,6 +668,12 @@
       <w:r>
         <w:t xml:space="preserve">Diffusion is fundamental to cell biology. Neurotransmitters diffuse across synaptic gaps. Oxygen diffuses from blood into tissue. Waste products diffuse away from cells. No energy is required; the process is driven by random molecular motion and the statistical tendency toward uniform distribution.</w:t>
       </w:r>
+      <w:r>
+        <w:rPr>
+          <w:rStyle w:val="FootnoteReference"/>
+        </w:rPr>
+        <w:footnoteReference w:id="43"/>
+      </w:r>
     </w:p>
     <w:p>
       <w:pPr>
@@ -618,10 +682,16 @@
       <w:r>
         <w:t xml:space="preserve">However, diffusion is slow over long distances. It works well over micrometers (the scale of synapses) but poorly over centimeters (the scale of axons). This physical constraint is one reason neurons evolved specialized mechanisms for long-distance signaling.</w:t>
       </w:r>
-    </w:p>
-    <w:bookmarkEnd w:id="33"/>
-    <w:bookmarkEnd w:id="34"/>
-    <w:bookmarkStart w:id="44" w:name="the-chemical-laws-that-govern-cells"/>
+      <w:r>
+        <w:rPr>
+          <w:rStyle w:val="FootnoteReference"/>
+        </w:rPr>
+        <w:footnoteReference w:id="44"/>
+      </w:r>
+    </w:p>
+    <w:bookmarkEnd w:id="45"/>
+    <w:bookmarkEnd w:id="46"/>
+    <w:bookmarkStart w:id="65" w:name="the-chemical-laws-that-govern-cells"/>
     <w:p>
       <w:pPr>
         <w:pStyle w:val="Heading1"/>
@@ -638,7 +708,7 @@
         <w:t xml:space="preserve">Chemistry describes how atoms and molecules interact. Cellular chemistry is often called biochemistry, but it follows the same principles as all chemistry.</w:t>
       </w:r>
     </w:p>
-    <w:bookmarkStart w:id="38" w:name="atoms-molecules-and-bonds"/>
+    <w:bookmarkStart w:id="52" w:name="atoms-molecules-and-bonds"/>
     <w:p>
       <w:pPr>
         <w:pStyle w:val="Heading2"/>
@@ -653,6 +723,12 @@
       </w:pPr>
       <w:r>
         <w:t xml:space="preserve">All matter is made of atoms. Atoms combine to form molecules by sharing or exchanging electrons. The forces holding atoms together in molecules are called chemical bonds.</w:t>
+      </w:r>
+      <w:r>
+        <w:rPr>
+          <w:rStyle w:val="FootnoteReference"/>
+        </w:rPr>
+        <w:footnoteReference w:id="47"/>
       </w:r>
     </w:p>
     <w:p>
@@ -707,6 +783,12 @@
       </w:r>
       <w:r>
         <w:t xml:space="preserve">are weaker attractions that occur when hydrogen atoms bonded to oxygen or nitrogen are attracted to other oxygen or nitrogen atoms. Though individually weak, hydrogen bonds are crucial for protein structure and DNA base pairing.</w:t>
+      </w:r>
+      <w:r>
+        <w:rPr>
+          <w:rStyle w:val="FootnoteReference"/>
+        </w:rPr>
+        <w:footnoteReference w:id="48"/>
       </w:r>
     </w:p>
     <w:p>
@@ -718,18 +800,18 @@
           <wp:inline>
             <wp:extent cx="5943600" cy="2047240"/>
             <wp:effectExtent b="0" l="0" r="0" t="0"/>
-            <wp:docPr descr="Figure 0.4. Types of chemical bonds. Covalent bonds (electron sharing) are strongest. Ionic bonds form between opposite charges. Hydrogen bonds are weak individually but collectively shape biological molecules. (Source: drawn for this book.)" title="" id="36" name="Picture"/>
+            <wp:docPr descr="Figure 0.4. Types of chemical bonds. Covalent bonds (electron sharing) are strongest. Ionic bonds form between opposite charges. Hydrogen bonds are weak individually but collectively shape biological molecules. (Source: drawn for this book.)" title="" id="50" name="Picture"/>
             <a:graphic>
               <a:graphicData uri="http://schemas.openxmlformats.org/drawingml/2006/picture">
                 <pic:pic>
                   <pic:nvPicPr>
-                    <pic:cNvPr descr="images/figure_0_4.png" id="37" name="Picture"/>
+                    <pic:cNvPr descr="images/figure_0_4.png" id="51" name="Picture"/>
                     <pic:cNvPicPr>
                       <a:picLocks noChangeArrowheads="1" noChangeAspect="1"/>
                     </pic:cNvPicPr>
                   </pic:nvPicPr>
                   <pic:blipFill>
-                    <a:blip r:embed="rId35"/>
+                    <a:blip r:embed="rId49"/>
                     <a:stretch>
                       <a:fillRect/>
                     </a:stretch>
@@ -764,8 +846,8 @@
         <w:t xml:space="preserve">Figure 0.4. Types of chemical bonds. Covalent bonds (electron sharing) are strongest. Ionic bonds form between opposite charges. Hydrogen bonds are weak individually but collectively shape biological molecules. (Source: drawn for this book.)</w:t>
       </w:r>
     </w:p>
-    <w:bookmarkEnd w:id="38"/>
-    <w:bookmarkStart w:id="42" w:name="the-central-molecules-of-life"/>
+    <w:bookmarkEnd w:id="52"/>
+    <w:bookmarkStart w:id="60" w:name="the-central-molecules-of-life"/>
     <w:p>
       <w:pPr>
         <w:pStyle w:val="Heading2"/>
@@ -797,7 +879,19 @@
         <w:t xml:space="preserve"> </w:t>
       </w:r>
       <w:r>
-        <w:t xml:space="preserve">are molecular machines. They catalyze chemical reactions (enzymes), form structural elements, transport materials, send and receive signals, and perform mechanical work. Proteins are built from chains of amino acids folded into specific three-dimensional shapes. The shape determines the function. Ion channels in neurons are proteins. Neurotransmitter receptors are proteins. The machinery that releases neurotransmitter vesicles consists of proteins.</w:t>
+        <w:t xml:space="preserve">are molecular machines. They catalyze chemical reactions (enzymes), form structural elements, transport materials, send and receive signals, and perform mechanical work. Proteins are built from chains of amino acids folded into specific three-dimensional shapes. The shape determines the function.</w:t>
+      </w:r>
+      <w:r>
+        <w:rPr>
+          <w:rStyle w:val="FootnoteReference"/>
+        </w:rPr>
+        <w:footnoteReference w:id="53"/>
+      </w:r>
+      <w:r>
+        <w:t xml:space="preserve"> </w:t>
+      </w:r>
+      <w:r>
+        <w:t xml:space="preserve">Ion channels in neurons are proteins. Neurotransmitter receptors are proteins. The machinery that releases neurotransmitter vesicles consists of proteins.</w:t>
       </w:r>
     </w:p>
     <w:p>
@@ -817,6 +911,12 @@
       <w:r>
         <w:t xml:space="preserve">(DNA and RNA) store and transmit genetic information. DNA contains the instructions for building proteins. RNA carries those instructions from DNA to the protein-building machinery.</w:t>
       </w:r>
+      <w:r>
+        <w:rPr>
+          <w:rStyle w:val="FootnoteReference"/>
+        </w:rPr>
+        <w:footnoteReference w:id="54"/>
+      </w:r>
     </w:p>
     <w:p>
       <w:pPr>
@@ -835,6 +935,12 @@
       <w:r>
         <w:t xml:space="preserve">(sugars) store energy and form structural materials. Glucose is the primary fuel for brain cells.</w:t>
       </w:r>
+      <w:r>
+        <w:rPr>
+          <w:rStyle w:val="FootnoteReference"/>
+        </w:rPr>
+        <w:footnoteReference w:id="55"/>
+      </w:r>
     </w:p>
     <w:p>
       <w:pPr>
@@ -852,6 +958,12 @@
       </w:r>
       <w:r>
         <w:t xml:space="preserve">(fats) form membranes, store energy, and serve as signaling molecules. The membrane surrounding every cell and every organelle is made primarily of lipid molecules.</w:t>
+      </w:r>
+      <w:r>
+        <w:rPr>
+          <w:rStyle w:val="FootnoteReference"/>
+        </w:rPr>
+        <w:footnoteReference w:id="56"/>
       </w:r>
     </w:p>
     <w:p>
@@ -863,18 +975,18 @@
           <wp:inline>
             <wp:extent cx="5943600" cy="1876926"/>
             <wp:effectExtent b="0" l="0" r="0" t="0"/>
-            <wp:docPr descr="Figure 0.5. The four macromolecules of life. Proteins perform most cellular functions. Nucleic acids store genetic information. Carbohydrates provide energy. Lipids form membranes. (Source: drawn for this book.)" title="" id="40" name="Picture"/>
+            <wp:docPr descr="Figure 0.5. The four macromolecules of life. Proteins perform most cellular functions. Nucleic acids store genetic information. Carbohydrates provide energy. Lipids form membranes. (Source: drawn for this book.)" title="" id="58" name="Picture"/>
             <a:graphic>
               <a:graphicData uri="http://schemas.openxmlformats.org/drawingml/2006/picture">
                 <pic:pic>
                   <pic:nvPicPr>
-                    <pic:cNvPr descr="images/figure_0_5.png" id="41" name="Picture"/>
+                    <pic:cNvPr descr="images/figure_0_5.png" id="59" name="Picture"/>
                     <pic:cNvPicPr>
                       <a:picLocks noChangeArrowheads="1" noChangeAspect="1"/>
                     </pic:cNvPicPr>
                   </pic:nvPicPr>
                   <pic:blipFill>
-                    <a:blip r:embed="rId39"/>
+                    <a:blip r:embed="rId57"/>
                     <a:stretch>
                       <a:fillRect/>
                     </a:stretch>
@@ -909,8 +1021,8 @@
         <w:t xml:space="preserve">Figure 0.5. The four macromolecules of life. Proteins perform most cellular functions. Nucleic acids store genetic information. Carbohydrates provide energy. Lipids form membranes. (Source: drawn for this book.)</w:t>
       </w:r>
     </w:p>
-    <w:bookmarkEnd w:id="42"/>
-    <w:bookmarkStart w:id="43" w:name="enzymes-molecular-catalysts"/>
+    <w:bookmarkEnd w:id="60"/>
+    <w:bookmarkStart w:id="64" w:name="enzymes-molecular-catalysts"/>
     <w:p>
       <w:pPr>
         <w:pStyle w:val="Heading2"/>
@@ -926,6 +1038,12 @@
       <w:r>
         <w:t xml:space="preserve">Most chemical reactions in cells would occur far too slowly to support life without assistance. Enzymes are proteins that accelerate specific reactions by factors of millions or more.</w:t>
       </w:r>
+      <w:r>
+        <w:rPr>
+          <w:rStyle w:val="FootnoteReference"/>
+        </w:rPr>
+        <w:footnoteReference w:id="61"/>
+      </w:r>
     </w:p>
     <w:p>
       <w:pPr>
@@ -934,13 +1052,31 @@
       <w:r>
         <w:t xml:space="preserve">Enzymes work by bringing reactant molecules together in precisely the right orientation and chemical environment. They are not consumed in the reaction; a single enzyme molecule can catalyze thousands of reactions per second.</w:t>
       </w:r>
-    </w:p>
-    <w:p>
-      <w:pPr>
-        <w:pStyle w:val="BodyText"/>
-      </w:pPr>
-      <w:r>
-        <w:t xml:space="preserve">Enzymes are highly specific. Each enzyme typically catalyzes only one reaction or a small family of related reactions. This specificity allows cells to control which reactions occur, when, and where.</w:t>
+      <w:r>
+        <w:rPr>
+          <w:rStyle w:val="FootnoteReference"/>
+        </w:rPr>
+        <w:footnoteReference w:id="62"/>
+      </w:r>
+    </w:p>
+    <w:p>
+      <w:pPr>
+        <w:pStyle w:val="BodyText"/>
+      </w:pPr>
+      <w:r>
+        <w:t xml:space="preserve">Enzymes are highly specific. Each enzyme typically catalyzes only one reaction or a small family of related reactions.</w:t>
+      </w:r>
+      <w:r>
+        <w:rPr>
+          <w:rStyle w:val="FootnoteReference"/>
+        </w:rPr>
+        <w:footnoteReference w:id="63"/>
+      </w:r>
+      <w:r>
+        <w:t xml:space="preserve"> </w:t>
+      </w:r>
+      <w:r>
+        <w:t xml:space="preserve">This specificity allows cells to control which reactions occur, when, and where.</w:t>
       </w:r>
     </w:p>
     <w:p>
@@ -951,9 +1087,9 @@
         <w:t xml:space="preserve">Neural signaling depends on enzymes at every step: synthesizing neurotransmitters, breaking them down, producing and consuming energy molecules, building and modifying ion channels.</w:t>
       </w:r>
     </w:p>
-    <w:bookmarkEnd w:id="43"/>
-    <w:bookmarkEnd w:id="44"/>
-    <w:bookmarkStart w:id="55" w:name="how-these-laws-were-discovered"/>
+    <w:bookmarkEnd w:id="64"/>
+    <w:bookmarkEnd w:id="65"/>
+    <w:bookmarkStart w:id="86" w:name="how-these-laws-were-discovered"/>
     <w:p>
       <w:pPr>
         <w:pStyle w:val="Heading1"/>
@@ -970,7 +1106,7 @@
         <w:t xml:space="preserve">Understanding does not appear from nowhere. The laws governing cells emerged from centuries of careful observation, experimentation, and theoretical insight. A brief history provides context.</w:t>
       </w:r>
     </w:p>
-    <w:bookmarkStart w:id="48" w:name="the-discovery-of-cells-1665-1839"/>
+    <w:bookmarkStart w:id="72" w:name="the-discovery-of-cells-1665-1839"/>
     <w:p>
       <w:pPr>
         <w:pStyle w:val="Heading2"/>
@@ -1016,6 +1152,12 @@
       </w:r>
       <w:r>
         <w:t xml:space="preserve">, a small room). He was seeing the walls of dead plant cells, but the name stuck.</w:t>
+      </w:r>
+      <w:r>
+        <w:rPr>
+          <w:rStyle w:val="FootnoteReference"/>
+        </w:rPr>
+        <w:footnoteReference w:id="66"/>
       </w:r>
     </w:p>
     <w:p>
@@ -1036,7 +1178,25 @@
         <w:t xml:space="preserve">cell theory</w:t>
       </w:r>
       <w:r>
-        <w:t xml:space="preserve">: all living organisms are composed of cells, and the cell is the basic unit of life. Rudolf Virchow later added that all cells arise from pre-existing cells.</w:t>
+        <w:t xml:space="preserve">: all living organisms are composed of cells, and the cell is the basic unit of life.</w:t>
+      </w:r>
+      <w:r>
+        <w:rPr>
+          <w:rStyle w:val="FootnoteReference"/>
+        </w:rPr>
+        <w:footnoteReference w:id="67"/>
+      </w:r>
+      <w:r>
+        <w:t xml:space="preserve"> </w:t>
+      </w:r>
+      <w:r>
+        <w:t xml:space="preserve">Rudolf Virchow later added that all cells arise from pre-existing cells.</w:t>
+      </w:r>
+      <w:r>
+        <w:rPr>
+          <w:rStyle w:val="FootnoteReference"/>
+        </w:rPr>
+        <w:footnoteReference w:id="68"/>
       </w:r>
     </w:p>
     <w:p>
@@ -1056,18 +1216,18 @@
           <wp:inline>
             <wp:extent cx="5943600" cy="8574614"/>
             <wp:effectExtent b="0" l="0" r="0" t="0"/>
-            <wp:docPr descr="Figure 0.6. Hooke’s drawing of cork cells (1665). The first published description of cells, from Micrographia. (Source: Robert Hooke, Micrographia (1665), public domain.)" title="" id="46" name="Picture"/>
+            <wp:docPr descr="Figure 0.6. Hooke’s drawing of cork cells (1665). The first published description of cells, from Micrographia. (Source: Robert Hooke, Micrographia (1665), public domain.)" title="" id="70" name="Picture"/>
             <a:graphic>
               <a:graphicData uri="http://schemas.openxmlformats.org/drawingml/2006/picture">
                 <pic:pic>
                   <pic:nvPicPr>
-                    <pic:cNvPr descr="images/figure_0_6.png" id="47" name="Picture"/>
+                    <pic:cNvPr descr="images/figure_0_6.png" id="71" name="Picture"/>
                     <pic:cNvPicPr>
                       <a:picLocks noChangeArrowheads="1" noChangeAspect="1"/>
                     </pic:cNvPicPr>
                   </pic:nvPicPr>
                   <pic:blipFill>
-                    <a:blip r:embed="rId45"/>
+                    <a:blip r:embed="rId69"/>
                     <a:stretch>
                       <a:fillRect/>
                     </a:stretch>
@@ -1102,8 +1262,8 @@
         <w:t xml:space="preserve">Figure 0.6. Hooke’s drawing of cork cells (1665). The first published description of cells, from Micrographia. (Source: Robert Hooke, Micrographia (1665), public domain.)</w:t>
       </w:r>
     </w:p>
-    <w:bookmarkEnd w:id="48"/>
-    <w:bookmarkStart w:id="49" w:name="X75fc99c39e3a7ef9275b077365429e968ed7ffe"/>
+    <w:bookmarkEnd w:id="72"/>
+    <w:bookmarkStart w:id="75" w:name="X75fc99c39e3a7ef9275b077365429e968ed7ffe"/>
     <w:p>
       <w:pPr>
         <w:pStyle w:val="Heading2"/>
@@ -1119,6 +1279,12 @@
       <w:r>
         <w:t xml:space="preserve">The laws of thermodynamics emerged from practical concerns about steam engines. Sadi Carnot, Rudolf Clausius, and others developed the mathematical framework that describes energy transformation and entropy.</w:t>
       </w:r>
+      <w:r>
+        <w:rPr>
+          <w:rStyle w:val="FootnoteReference"/>
+        </w:rPr>
+        <w:footnoteReference w:id="73"/>
+      </w:r>
     </w:p>
     <w:p>
       <w:pPr>
@@ -1127,9 +1293,15 @@
       <w:r>
         <w:t xml:space="preserve">By the late 19th century, scientists realized these laws applied universally—including to living systems. This realization ended vitalism, the belief that life requires some special non-physical force. Cells are physical systems obeying physical laws.</w:t>
       </w:r>
-    </w:p>
-    <w:bookmarkEnd w:id="49"/>
-    <w:bookmarkStart w:id="50" w:name="X7487b13b7520931900609f8b62997947337e664"/>
+      <w:r>
+        <w:rPr>
+          <w:rStyle w:val="FootnoteReference"/>
+        </w:rPr>
+        <w:footnoteReference w:id="74"/>
+      </w:r>
+    </w:p>
+    <w:bookmarkEnd w:id="75"/>
+    <w:bookmarkStart w:id="79" w:name="X7487b13b7520931900609f8b62997947337e664"/>
     <w:p>
       <w:pPr>
         <w:pStyle w:val="Heading2"/>
@@ -1143,7 +1315,25 @@
         <w:pStyle w:val="FirstParagraph"/>
       </w:pPr>
       <w:r>
-        <w:t xml:space="preserve">In 1780, Luigi Galvani discovered that electrical stimulation could make frog legs twitch, demonstrating that electricity plays a role in biological systems. His contemporary Alessandro Volta invented the battery while investigating this phenomenon.</w:t>
+        <w:t xml:space="preserve">Around 1780, Luigi Galvani discovered that electrical stimulation could make frog legs twitch, demonstrating that electricity plays a role in biological systems.</w:t>
+      </w:r>
+      <w:r>
+        <w:rPr>
+          <w:rStyle w:val="FootnoteReference"/>
+        </w:rPr>
+        <w:footnoteReference w:id="76"/>
+      </w:r>
+      <w:r>
+        <w:t xml:space="preserve"> </w:t>
+      </w:r>
+      <w:r>
+        <w:t xml:space="preserve">His contemporary Alessandro Volta invented the battery while investigating this phenomenon.</w:t>
+      </w:r>
+      <w:r>
+        <w:rPr>
+          <w:rStyle w:val="FootnoteReference"/>
+        </w:rPr>
+        <w:footnoteReference w:id="77"/>
       </w:r>
     </w:p>
     <w:p>
@@ -1153,9 +1343,15 @@
       <w:r>
         <w:t xml:space="preserve">Over the next 170 years, scientists gradually uncovered how cells use ions and electrical gradients. The culmination came in 1952, when Alan Hodgkin and Andrew Huxley published their mathematical model of the action potential in squid neurons, explaining in precise detail how ion movements across membranes generate electrical signals. They received the Nobel Prize for this work in 1963.</w:t>
       </w:r>
-    </w:p>
-    <w:bookmarkEnd w:id="50"/>
-    <w:bookmarkStart w:id="54" w:name="X348c77813a825d1c4204743e080dbac3da54dd4"/>
+      <w:r>
+        <w:rPr>
+          <w:rStyle w:val="FootnoteReference"/>
+        </w:rPr>
+        <w:footnoteReference w:id="78"/>
+      </w:r>
+    </w:p>
+    <w:bookmarkEnd w:id="79"/>
+    <w:bookmarkStart w:id="85" w:name="X348c77813a825d1c4204743e080dbac3da54dd4"/>
     <w:p>
       <w:pPr>
         <w:pStyle w:val="Heading2"/>
@@ -1171,13 +1367,28 @@
       <w:r>
         <w:t xml:space="preserve">In 1897, Eduard Buchner demonstrated that fermentation—previously thought to require living cells—could occur in cell-free extracts. This showed that cellular chemistry could be studied outside cells, launching modern biochemistry.</w:t>
       </w:r>
-    </w:p>
-    <w:p>
-      <w:pPr>
-        <w:pStyle w:val="BodyText"/>
-      </w:pPr>
-      <w:r>
-        <w:t xml:space="preserve">The 20th century brought explosive progress: the structure of DNA (Watson and Crick, 1953), the genetic code (Nirenberg and Khorana, 1960s), the mechanisms of protein synthesis, the details of metabolic pathways. This work continues today with structural biology, proteomics, and systems biology.</w:t>
+      <w:r>
+        <w:rPr>
+          <w:rStyle w:val="FootnoteReference"/>
+        </w:rPr>
+        <w:footnoteReference w:id="80"/>
+      </w:r>
+    </w:p>
+    <w:p>
+      <w:pPr>
+        <w:pStyle w:val="BodyText"/>
+      </w:pPr>
+      <w:r>
+        <w:t xml:space="preserve">The 20th century brought explosive progress: the structure of DNA (Watson and Crick, 1953), the genetic code (Nirenberg and Khorana, 1960s)</w:t>
+      </w:r>
+      <w:r>
+        <w:rPr>
+          <w:rStyle w:val="FootnoteReference"/>
+        </w:rPr>
+        <w:footnoteReference w:id="81"/>
+      </w:r>
+      <w:r>
+        <w:t xml:space="preserve">, the mechanisms of protein synthesis, the details of metabolic pathways. This work continues today with structural biology, proteomics, and systems biology.</w:t>
       </w:r>
     </w:p>
     <w:p>
@@ -1189,18 +1400,18 @@
           <wp:inline>
             <wp:extent cx="5943600" cy="5873948"/>
             <wp:effectExtent b="0" l="0" r="0" t="0"/>
-            <wp:docPr descr="Figure 0.7. Hodgkin and Huxley’s Nobel Prize-winning work. Their mathematical model of the action potential, based on voltage-clamp recordings from squid giant axons, remains foundational to computational neuroscience. (Source: Wikimedia Commons, Chris 73, CC BY-SA 3.0.)" title="" id="52" name="Picture"/>
+            <wp:docPr descr="Figure 0.7. Hodgkin and Huxley’s Nobel Prize-winning work. Their mathematical model of the action potential, based on voltage-clamp recordings from squid giant axons, remains foundational to computational neuroscience. (Source: Wikimedia Commons, Chris 73, CC BY-SA 3.0.)" title="" id="83" name="Picture"/>
             <a:graphic>
               <a:graphicData uri="http://schemas.openxmlformats.org/drawingml/2006/picture">
                 <pic:pic>
                   <pic:nvPicPr>
-                    <pic:cNvPr descr="images/figure_0_7.png" id="53" name="Picture"/>
+                    <pic:cNvPr descr="images/figure_0_7.png" id="84" name="Picture"/>
                     <pic:cNvPicPr>
                       <a:picLocks noChangeArrowheads="1" noChangeAspect="1"/>
                     </pic:cNvPicPr>
                   </pic:nvPicPr>
                   <pic:blipFill>
-                    <a:blip r:embed="rId51"/>
+                    <a:blip r:embed="rId82"/>
                     <a:stretch>
                       <a:fillRect/>
                     </a:stretch>
@@ -1235,9 +1446,9 @@
         <w:t xml:space="preserve">Figure 0.7. Hodgkin and Huxley’s Nobel Prize-winning work. Their mathematical model of the action potential, based on voltage-clamp recordings from squid giant axons, remains foundational to computational neuroscience. (Source: Wikimedia Commons, Chris 73, CC BY-SA 3.0.)</w:t>
       </w:r>
     </w:p>
-    <w:bookmarkEnd w:id="54"/>
-    <w:bookmarkEnd w:id="55"/>
-    <w:bookmarkStart w:id="65" w:name="Xe948655110f5c6ee15de995e161f36f089d8400"/>
+    <w:bookmarkEnd w:id="85"/>
+    <w:bookmarkEnd w:id="86"/>
+    <w:bookmarkStart w:id="103" w:name="Xe948655110f5c6ee15de995e161f36f089d8400"/>
     <w:p>
       <w:pPr>
         <w:pStyle w:val="Heading1"/>
@@ -1251,10 +1462,22 @@
         <w:pStyle w:val="FirstParagraph"/>
       </w:pPr>
       <w:r>
-        <w:t xml:space="preserve">A single cell is remarkable, but brains are not single cells. The human brain contains approximately 86 billion neurons and a similar number of non-neuronal cells, organized into precise structures. How does this organization arise?</w:t>
-      </w:r>
-    </w:p>
-    <w:bookmarkStart w:id="59" w:name="development-from-one-cell-to-trillions"/>
+        <w:t xml:space="preserve">A single cell is remarkable, but brains are not single cells. The human brain contains approximately 86 billion neurons and a similar number of non-neuronal cells, organized into precise structures.</w:t>
+      </w:r>
+      <w:r>
+        <w:rPr>
+          <w:rStyle w:val="FootnoteReference"/>
+        </w:rPr>
+        <w:footnoteReference w:id="87"/>
+      </w:r>
+      <w:r>
+        <w:t xml:space="preserve"> </w:t>
+      </w:r>
+      <w:r>
+        <w:t xml:space="preserve">How does this organization arise?</w:t>
+      </w:r>
+    </w:p>
+    <w:bookmarkStart w:id="93" w:name="development-from-one-cell-to-trillions"/>
     <w:p>
       <w:pPr>
         <w:pStyle w:val="Heading2"/>
@@ -1270,6 +1493,12 @@
       <w:r>
         <w:t xml:space="preserve">Every human begins as a single fertilized egg cell. Through repeated cell division, differentiation, and organization, this one cell becomes 37 trillion cells organized into tissues, organs, and systems.</w:t>
       </w:r>
+      <w:r>
+        <w:rPr>
+          <w:rStyle w:val="FootnoteReference"/>
+        </w:rPr>
+        <w:footnoteReference w:id="88"/>
+      </w:r>
     </w:p>
     <w:p>
       <w:pPr>
@@ -1285,6 +1514,12 @@
       </w:pPr>
       <w:r>
         <w:t xml:space="preserve">Development is a cascade. Early events constrain later possibilities. A cell that becomes part of the nervous system cannot later become a liver cell. A neuron that migrates to the cortex cannot relocate to the spinal cord. This is why early development is so critical—errors propagate forward.</w:t>
+      </w:r>
+      <w:r>
+        <w:rPr>
+          <w:rStyle w:val="FootnoteReference"/>
+        </w:rPr>
+        <w:footnoteReference w:id="89"/>
       </w:r>
     </w:p>
     <w:p>
@@ -1296,18 +1531,18 @@
           <wp:inline>
             <wp:extent cx="5943600" cy="4652724"/>
             <wp:effectExtent b="0" l="0" r="0" t="0"/>
-            <wp:docPr descr="Figure 0.8. Embryonic development. From a single cell, repeated division and differentiation produce the specialized cells that form tissues and organs. (Source: Wikimedia Commons, Zephyris, CC BY-SA 3.0.)" title="" id="57" name="Picture"/>
+            <wp:docPr descr="Figure 0.8. Embryonic development. From a single cell, repeated division and differentiation produce the specialized cells that form tissues and organs. (Source: Wikimedia Commons, Zephyris, CC BY-SA 3.0.)" title="" id="91" name="Picture"/>
             <a:graphic>
               <a:graphicData uri="http://schemas.openxmlformats.org/drawingml/2006/picture">
                 <pic:pic>
                   <pic:nvPicPr>
-                    <pic:cNvPr descr="images/figure_0_8.png" id="58" name="Picture"/>
+                    <pic:cNvPr descr="images/figure_0_8.png" id="92" name="Picture"/>
                     <pic:cNvPicPr>
                       <a:picLocks noChangeArrowheads="1" noChangeAspect="1"/>
                     </pic:cNvPicPr>
                   </pic:nvPicPr>
                   <pic:blipFill>
-                    <a:blip r:embed="rId56"/>
+                    <a:blip r:embed="rId90"/>
                     <a:stretch>
                       <a:fillRect/>
                     </a:stretch>
@@ -1342,8 +1577,8 @@
         <w:t xml:space="preserve">Figure 0.8. Embryonic development. From a single cell, repeated division and differentiation produce the specialized cells that form tissues and organs. (Source: Wikimedia Commons, Zephyris, CC BY-SA 3.0.)</w:t>
       </w:r>
     </w:p>
-    <w:bookmarkEnd w:id="59"/>
-    <w:bookmarkStart w:id="60" w:name="cell-signaling-how-cells-communicate"/>
+    <w:bookmarkEnd w:id="93"/>
+    <w:bookmarkStart w:id="95" w:name="cell-signaling-how-cells-communicate"/>
     <w:p>
       <w:pPr>
         <w:pStyle w:val="Heading2"/>
@@ -1439,9 +1674,15 @@
       <w:r>
         <w:t xml:space="preserve">These signals allow cells to coordinate during development, maintain tissue organization in adults, and respond to changing conditions. The nervous system is, in one sense, an elaboration of cell signaling mechanisms specialized for rapid, precise communication.</w:t>
       </w:r>
-    </w:p>
-    <w:bookmarkEnd w:id="60"/>
-    <w:bookmarkStart w:id="64" w:name="X5e1fa7d1dcfcd3ed4e4f747c09e37e4eb56da9a"/>
+      <w:r>
+        <w:rPr>
+          <w:rStyle w:val="FootnoteReference"/>
+        </w:rPr>
+        <w:footnoteReference w:id="94"/>
+      </w:r>
+    </w:p>
+    <w:bookmarkEnd w:id="95"/>
+    <w:bookmarkStart w:id="102" w:name="X5e1fa7d1dcfcd3ed4e4f747c09e37e4eb56da9a"/>
     <w:p>
       <w:pPr>
         <w:pStyle w:val="Heading2"/>
@@ -1457,6 +1698,12 @@
       <w:r>
         <w:t xml:space="preserve">Complex organization can emerge from simple rules followed by many agents. This principle, called self-organization, operates throughout biology.</w:t>
       </w:r>
+      <w:r>
+        <w:rPr>
+          <w:rStyle w:val="FootnoteReference"/>
+        </w:rPr>
+        <w:footnoteReference w:id="96"/>
+      </w:r>
     </w:p>
     <w:p>
       <w:pPr>
@@ -1465,6 +1712,12 @@
       <w:r>
         <w:t xml:space="preserve">Consider how the visual cortex develops. Neurons from the eye connect to neurons in the brain. Initially, these connections are imprecise. But a simple rule—neurons that fire together wire together—gradually refines the connections. Neurons responding to similar visual features strengthen their connections; those responding to different features weaken them. Over time, organized maps of visual space emerge.</w:t>
       </w:r>
+      <w:r>
+        <w:rPr>
+          <w:rStyle w:val="FootnoteReference"/>
+        </w:rPr>
+        <w:footnoteReference w:id="97"/>
+      </w:r>
     </w:p>
     <w:p>
       <w:pPr>
@@ -1479,7 +1732,19 @@
         <w:pStyle w:val="BodyText"/>
       </w:pPr>
       <w:r>
-        <w:t xml:space="preserve">This principle applies throughout the brain. Neural circuits self-organize based on activity patterns, genetic programs, and chemical gradients. The result is structure that appears designed but was never designed—it evolved and developed.</w:t>
+        <w:t xml:space="preserve">This principle applies throughout the brain. Neural circuits self-organize based on activity patterns, genetic programs, and chemical gradients.</w:t>
+      </w:r>
+      <w:r>
+        <w:rPr>
+          <w:rStyle w:val="FootnoteReference"/>
+        </w:rPr>
+        <w:footnoteReference w:id="98"/>
+      </w:r>
+      <w:r>
+        <w:t xml:space="preserve"> </w:t>
+      </w:r>
+      <w:r>
+        <w:t xml:space="preserve">The result is structure that appears designed but was never designed—it evolved and developed.</w:t>
       </w:r>
     </w:p>
     <w:p>
@@ -1491,18 +1756,18 @@
           <wp:inline>
             <wp:extent cx="5943600" cy="7132320"/>
             <wp:effectExtent b="0" l="0" r="0" t="0"/>
-            <wp:docPr descr="Figure 0.9. Self-organization in neural development. Neurons follow chemical gradients to reach their targets, then refine their connections based on activity. Complex organization emerges from simple rules. (Source: Wikimedia Commons, Swpb, public domain.)" title="" id="62" name="Picture"/>
+            <wp:docPr descr="Figure 0.9. Self-organization in neural development. Neurons follow chemical gradients to reach their targets, then refine their connections based on activity. Complex organization emerges from simple rules. (Source: Wikimedia Commons, Swpb, public domain.)" title="" id="100" name="Picture"/>
             <a:graphic>
               <a:graphicData uri="http://schemas.openxmlformats.org/drawingml/2006/picture">
                 <pic:pic>
                   <pic:nvPicPr>
-                    <pic:cNvPr descr="images/figure_0_9.png" id="63" name="Picture"/>
+                    <pic:cNvPr descr="images/figure_0_9.png" id="101" name="Picture"/>
                     <pic:cNvPicPr>
                       <a:picLocks noChangeArrowheads="1" noChangeAspect="1"/>
                     </pic:cNvPicPr>
                   </pic:nvPicPr>
                   <pic:blipFill>
-                    <a:blip r:embed="rId61"/>
+                    <a:blip r:embed="rId99"/>
                     <a:stretch>
                       <a:fillRect/>
                     </a:stretch>
@@ -1537,9 +1802,9 @@
         <w:t xml:space="preserve">Figure 0.9. Self-organization in neural development. Neurons follow chemical gradients to reach their targets, then refine their connections based on activity. Complex organization emerges from simple rules. (Source: Wikimedia Commons, Swpb, public domain.)</w:t>
       </w:r>
     </w:p>
-    <w:bookmarkEnd w:id="64"/>
-    <w:bookmarkEnd w:id="65"/>
-    <w:bookmarkStart w:id="69" w:name="the-emergence-of-mind-from-matter"/>
+    <w:bookmarkEnd w:id="102"/>
+    <w:bookmarkEnd w:id="103"/>
+    <w:bookmarkStart w:id="112" w:name="the-emergence-of-mind-from-matter"/>
     <w:p>
       <w:pPr>
         <w:pStyle w:val="Heading1"/>
@@ -1561,10 +1826,22 @@
         <w:pStyle w:val="BodyText"/>
       </w:pPr>
       <w:r>
-        <w:t xml:space="preserve">This is the hard problem of consciousness, and we will not solve it here. But we can say something useful about how to approach it.</w:t>
-      </w:r>
-    </w:p>
-    <w:bookmarkStart w:id="66" w:name="what-emergence-means"/>
+        <w:t xml:space="preserve">This is the hard problem of consciousness, and we will not solve it here.</w:t>
+      </w:r>
+      <w:r>
+        <w:rPr>
+          <w:rStyle w:val="FootnoteReference"/>
+        </w:rPr>
+        <w:footnoteReference w:id="104"/>
+      </w:r>
+      <w:r>
+        <w:t xml:space="preserve"> </w:t>
+      </w:r>
+      <w:r>
+        <w:t xml:space="preserve">But we can say something useful about how to approach it.</w:t>
+      </w:r>
+    </w:p>
+    <w:bookmarkStart w:id="106" w:name="what-emergence-means"/>
     <w:p>
       <w:pPr>
         <w:pStyle w:val="Heading2"/>
@@ -1580,6 +1857,12 @@
       <w:r>
         <w:t xml:space="preserve">When many simple components interact according to local rules, properties can emerge at the system level that are not present at the component level. This is called emergence.</w:t>
       </w:r>
+      <w:r>
+        <w:rPr>
+          <w:rStyle w:val="FootnoteReference"/>
+        </w:rPr>
+        <w:footnoteReference w:id="105"/>
+      </w:r>
     </w:p>
     <w:p>
       <w:pPr>
@@ -1597,8 +1880,8 @@
         <w:t xml:space="preserve">Emergence is not magic. It is not dualism (the view that mind is made of different stuff than matter). It is a statement about levels of description. Some properties only become meaningful when describing systems at certain scales.</w:t>
       </w:r>
     </w:p>
-    <w:bookmarkEnd w:id="66"/>
-    <w:bookmarkStart w:id="67" w:name="what-neurons-provide"/>
+    <w:bookmarkEnd w:id="106"/>
+    <w:bookmarkStart w:id="108" w:name="what-neurons-provide"/>
     <w:p>
       <w:pPr>
         <w:pStyle w:val="Heading2"/>
@@ -1674,6 +1957,12 @@
       <w:r>
         <w:t xml:space="preserve">They can transmit signals rapidly over long distances</w:t>
       </w:r>
+      <w:r>
+        <w:rPr>
+          <w:rStyle w:val="FootnoteReference"/>
+        </w:rPr>
+        <w:footnoteReference w:id="107"/>
+      </w:r>
     </w:p>
     <w:p>
       <w:pPr>
@@ -1763,8 +2052,8 @@
         <w:t xml:space="preserve">The gap between component capabilities and system capabilities is where emergence operates.</w:t>
       </w:r>
     </w:p>
-    <w:bookmarkEnd w:id="67"/>
-    <w:bookmarkStart w:id="68" w:name="what-we-know-and-what-we-dont"/>
+    <w:bookmarkEnd w:id="108"/>
+    <w:bookmarkStart w:id="111" w:name="what-we-know-and-what-we-dont"/>
     <w:p>
       <w:pPr>
         <w:pStyle w:val="Heading2"/>
@@ -1780,6 +2069,12 @@
       <w:r>
         <w:t xml:space="preserve">Neuroscience has made remarkable progress in understanding how specific neural circuits perform specific functions. We understand in considerable detail how the retina encodes visual information, how the hippocampus supports memory formation, how the motor cortex generates movement commands.</w:t>
       </w:r>
+      <w:r>
+        <w:rPr>
+          <w:rStyle w:val="FootnoteReference"/>
+        </w:rPr>
+        <w:footnoteReference w:id="109"/>
+      </w:r>
     </w:p>
     <w:p>
       <w:pPr>
@@ -1788,6 +2083,12 @@
       <w:r>
         <w:t xml:space="preserve">What we do not understand is how these mechanisms relate to subjective experience—the felt quality of seeing red, tasting coffee, or feeling pain. This explanatory gap may reflect fundamental limits on what physical explanation can achieve, or it may reflect current ignorance that future science will overcome. The question remains open.</w:t>
       </w:r>
+      <w:r>
+        <w:rPr>
+          <w:rStyle w:val="FootnoteReference"/>
+        </w:rPr>
+        <w:footnoteReference w:id="110"/>
+      </w:r>
     </w:p>
     <w:p>
       <w:pPr>
@@ -1797,9 +2098,9 @@
         <w:t xml:space="preserve">For the purposes of this book, we will focus on what can be explained: the physical mechanisms that enable learning, memory, perception, and action. These mechanisms are remarkable enough to warrant careful study regardless of whether they fully explain the mind.</w:t>
       </w:r>
     </w:p>
-    <w:bookmarkEnd w:id="68"/>
-    <w:bookmarkEnd w:id="69"/>
-    <w:bookmarkStart w:id="70" w:name="why-this-foundation-matters"/>
+    <w:bookmarkEnd w:id="111"/>
+    <w:bookmarkEnd w:id="112"/>
+    <w:bookmarkStart w:id="113" w:name="why-this-foundation-matters"/>
     <w:p>
       <w:pPr>
         <w:pStyle w:val="Heading1"/>
@@ -1840,8 +2141,8 @@
         <w:t xml:space="preserve">The brain is not a metaphor. It is matter, and matter is enough.</w:t>
       </w:r>
     </w:p>
-    <w:bookmarkEnd w:id="70"/>
-    <w:bookmarkStart w:id="71" w:name="summary"/>
+    <w:bookmarkEnd w:id="113"/>
+    <w:bookmarkStart w:id="114" w:name="summary"/>
     <w:p>
       <w:pPr>
         <w:pStyle w:val="Heading1"/>
@@ -2101,228 +2402,8 @@
         </w:tc>
       </w:tr>
     </w:tbl>
-    <w:bookmarkEnd w:id="71"/>
-    <w:bookmarkStart w:id="72" w:name="references"/>
-    <w:p>
-      <w:pPr>
-        <w:pStyle w:val="Heading1"/>
-      </w:pPr>
-      <w:r>
-        <w:t xml:space="preserve">References</w:t>
-      </w:r>
-    </w:p>
-    <w:p>
-      <w:pPr>
-        <w:numPr>
-          <w:ilvl w:val="0"/>
-          <w:numId w:val="1004"/>
-        </w:numPr>
-      </w:pPr>
-      <w:r>
-        <w:t xml:space="preserve">Alberts, B., et al. (2022).</w:t>
-      </w:r>
-      <w:r>
-        <w:t xml:space="preserve"> </w:t>
-      </w:r>
-      <w:r>
-        <w:rPr>
-          <w:iCs/>
-          <w:i/>
-        </w:rPr>
-        <w:t xml:space="preserve">Molecular Biology of the Cell</w:t>
-      </w:r>
-      <w:r>
-        <w:t xml:space="preserve"> </w:t>
-      </w:r>
-      <w:r>
-        <w:t xml:space="preserve">(7th ed.). W.W. Norton.</w:t>
-      </w:r>
-    </w:p>
-    <w:p>
-      <w:pPr>
-        <w:numPr>
-          <w:ilvl w:val="0"/>
-          <w:numId w:val="1004"/>
-        </w:numPr>
-      </w:pPr>
-      <w:r>
-        <w:t xml:space="preserve">Kandel, E.R., et al. (2021).</w:t>
-      </w:r>
-      <w:r>
-        <w:t xml:space="preserve"> </w:t>
-      </w:r>
-      <w:r>
-        <w:rPr>
-          <w:iCs/>
-          <w:i/>
-        </w:rPr>
-        <w:t xml:space="preserve">Principles of Neural Science</w:t>
-      </w:r>
-      <w:r>
-        <w:t xml:space="preserve"> </w:t>
-      </w:r>
-      <w:r>
-        <w:t xml:space="preserve">(6th ed.). McGraw-Hill.</w:t>
-      </w:r>
-    </w:p>
-    <w:p>
-      <w:pPr>
-        <w:numPr>
-          <w:ilvl w:val="0"/>
-          <w:numId w:val="1004"/>
-        </w:numPr>
-      </w:pPr>
-      <w:r>
-        <w:t xml:space="preserve">Hodgkin, A.L., &amp; Huxley, A.F. (1952). A quantitative description of membrane current and its application to conduction and excitation in nerve.</w:t>
-      </w:r>
-      <w:r>
-        <w:t xml:space="preserve"> </w:t>
-      </w:r>
-      <w:r>
-        <w:rPr>
-          <w:iCs/>
-          <w:i/>
-        </w:rPr>
-        <w:t xml:space="preserve">Journal of Physiology</w:t>
-      </w:r>
-      <w:r>
-        <w:t xml:space="preserve">, 117(4), 500-544.</w:t>
-      </w:r>
-    </w:p>
-    <w:p>
-      <w:pPr>
-        <w:numPr>
-          <w:ilvl w:val="0"/>
-          <w:numId w:val="1004"/>
-        </w:numPr>
-      </w:pPr>
-      <w:r>
-        <w:t xml:space="preserve">Schwann, T. (1839).</w:t>
-      </w:r>
-      <w:r>
-        <w:t xml:space="preserve"> </w:t>
-      </w:r>
-      <w:r>
-        <w:rPr>
-          <w:iCs/>
-          <w:i/>
-        </w:rPr>
-        <w:t xml:space="preserve">Mikroskopische Untersuchungen über die Uebereinstimmung in der Struktur und dem Wachsthum der Thiere und Pflanzen</w:t>
-      </w:r>
-      <w:r>
-        <w:t xml:space="preserve">. Berlin: Sander.</w:t>
-      </w:r>
-    </w:p>
-    <w:p>
-      <w:pPr>
-        <w:numPr>
-          <w:ilvl w:val="0"/>
-          <w:numId w:val="1004"/>
-        </w:numPr>
-      </w:pPr>
-      <w:r>
-        <w:t xml:space="preserve">Schrödinger, E. (1944).</w:t>
-      </w:r>
-      <w:r>
-        <w:t xml:space="preserve"> </w:t>
-      </w:r>
-      <w:r>
-        <w:rPr>
-          <w:iCs/>
-          <w:i/>
-        </w:rPr>
-        <w:t xml:space="preserve">What Is Life?</w:t>
-      </w:r>
-      <w:r>
-        <w:t xml:space="preserve"> </w:t>
-      </w:r>
-      <w:r>
-        <w:t xml:space="preserve">Cambridge University Press.</w:t>
-      </w:r>
-    </w:p>
-    <w:p>
-      <w:pPr>
-        <w:numPr>
-          <w:ilvl w:val="0"/>
-          <w:numId w:val="1004"/>
-        </w:numPr>
-      </w:pPr>
-      <w:r>
-        <w:t xml:space="preserve">Purves, D., et al. (2018).</w:t>
-      </w:r>
-      <w:r>
-        <w:t xml:space="preserve"> </w:t>
-      </w:r>
-      <w:r>
-        <w:rPr>
-          <w:iCs/>
-          <w:i/>
-        </w:rPr>
-        <w:t xml:space="preserve">Neuroscience</w:t>
-      </w:r>
-      <w:r>
-        <w:t xml:space="preserve"> </w:t>
-      </w:r>
-      <w:r>
-        <w:t xml:space="preserve">(6th ed.). Sinauer Associates.</w:t>
-      </w:r>
-    </w:p>
-    <w:p>
-      <w:pPr>
-        <w:numPr>
-          <w:ilvl w:val="0"/>
-          <w:numId w:val="1004"/>
-        </w:numPr>
-      </w:pPr>
-      <w:r>
-        <w:t xml:space="preserve">Nelson, D.L., &amp; Cox, M.M. (2021).</w:t>
-      </w:r>
-      <w:r>
-        <w:t xml:space="preserve"> </w:t>
-      </w:r>
-      <w:r>
-        <w:rPr>
-          <w:iCs/>
-          <w:i/>
-        </w:rPr>
-        <w:t xml:space="preserve">Lehninger Principles of Biochemistry</w:t>
-      </w:r>
-      <w:r>
-        <w:t xml:space="preserve"> </w:t>
-      </w:r>
-      <w:r>
-        <w:t xml:space="preserve">(8th ed.). W.H. Freeman.</w:t>
-      </w:r>
-    </w:p>
-    <w:p>
-      <w:pPr>
-        <w:numPr>
-          <w:ilvl w:val="0"/>
-          <w:numId w:val="1004"/>
-        </w:numPr>
-      </w:pPr>
-      <w:r>
-        <w:t xml:space="preserve">Gilbert, S.F. (2019).</w:t>
-      </w:r>
-      <w:r>
-        <w:t xml:space="preserve"> </w:t>
-      </w:r>
-      <w:r>
-        <w:rPr>
-          <w:iCs/>
-          <w:i/>
-        </w:rPr>
-        <w:t xml:space="preserve">Developmental Biology</w:t>
-      </w:r>
-      <w:r>
-        <w:t xml:space="preserve"> </w:t>
-      </w:r>
-      <w:r>
-        <w:t xml:space="preserve">(12th ed.). Sinauer Associates.</w:t>
-      </w:r>
-    </w:p>
-    <w:bookmarkEnd w:id="72"/>
-    <w:bookmarkStart w:id="73" w:name="glossary-of-key-terms"/>
+    <w:bookmarkEnd w:id="114"/>
+    <w:bookmarkStart w:id="115" w:name="glossary-of-key-terms"/>
     <w:p>
       <w:pPr>
         <w:pStyle w:val="Heading1"/>
@@ -2631,8 +2712,8 @@
         <w:t xml:space="preserve">: The branch of physics dealing with heat, energy, and their transformations.</w:t>
       </w:r>
     </w:p>
-    <w:bookmarkEnd w:id="73"/>
-    <w:bookmarkStart w:id="74" w:name="next-chapter"/>
+    <w:bookmarkEnd w:id="115"/>
+    <w:bookmarkStart w:id="116" w:name="next-chapter"/>
     <w:p>
       <w:pPr>
         <w:pStyle w:val="Heading1"/>
@@ -2661,7 +2742,1143 @@
         <w:t xml:space="preserve">With the foundations of cell biology and physical law established, we turn to the brain itself—not as a metaphor or an abstraction, but as a physical organ shaped by evolution to solve specific problems of survival.</w:t>
       </w:r>
     </w:p>
-    <w:bookmarkEnd w:id="74"/>
+    <w:bookmarkEnd w:id="116"/>
+    <w:bookmarkStart w:id="120" w:name="references-and-attribution"/>
+    <w:p>
+      <w:pPr>
+        <w:pStyle w:val="Heading1"/>
+      </w:pPr>
+      <w:r>
+        <w:t xml:space="preserve">References and Attribution</w:t>
+      </w:r>
+    </w:p>
+    <w:bookmarkStart w:id="117" w:name="figure-attribution"/>
+    <w:p>
+      <w:pPr>
+        <w:pStyle w:val="Heading2"/>
+      </w:pPr>
+      <w:r>
+        <w:t xml:space="preserve">Figure Attribution</w:t>
+      </w:r>
+    </w:p>
+    <w:p>
+      <w:pPr>
+        <w:pStyle w:val="FirstParagraph"/>
+      </w:pPr>
+      <w:r>
+        <w:t xml:space="preserve">Figure 0.1: cell structure, Wikimedia Commons, LadyofHats, public domain. Figure 0.2: Wikimedia Commons, Tim Vickers, public domain. Figure 0.3: Wikimedia Commons, public domain. Figures 0.4 and 0.5 were drawn for this book. Figure 0.6: Robert Hooke,</w:t>
+      </w:r>
+      <w:r>
+        <w:t xml:space="preserve"> </w:t>
+      </w:r>
+      <w:r>
+        <w:rPr>
+          <w:iCs/>
+          <w:i/>
+        </w:rPr>
+        <w:t xml:space="preserve">Micrographia</w:t>
+      </w:r>
+      <w:r>
+        <w:t xml:space="preserve"> </w:t>
+      </w:r>
+      <w:r>
+        <w:t xml:space="preserve">(1665), public domain. Figure 0.7: Wikimedia Commons, Chris 73, CC BY-SA 3.0. Figure 0.8: Wikimedia Commons, Zephyris, CC BY-SA 3.0. Figure 0.9: Wikimedia Commons, Swpb, public domain.</w:t>
+      </w:r>
+    </w:p>
+    <w:bookmarkEnd w:id="117"/>
+    <w:bookmarkStart w:id="118" w:name="epigraph"/>
+    <w:p>
+      <w:pPr>
+        <w:pStyle w:val="Heading2"/>
+      </w:pPr>
+      <w:r>
+        <w:t xml:space="preserve">Epigraph</w:t>
+      </w:r>
+    </w:p>
+    <w:p>
+      <w:pPr>
+        <w:pStyle w:val="FirstParagraph"/>
+      </w:pPr>
+      <w:r>
+        <w:t xml:space="preserve">After Theodor Schwann,</w:t>
+      </w:r>
+      <w:r>
+        <w:t xml:space="preserve"> </w:t>
+      </w:r>
+      <w:r>
+        <w:rPr>
+          <w:iCs/>
+          <w:i/>
+        </w:rPr>
+        <w:t xml:space="preserve">Mikroskopische Untersuchungen über die Uebereinstimmung in der Structur und dem Wachsthum der Thiere und Pflanzen</w:t>
+      </w:r>
+      <w:r>
+        <w:t xml:space="preserve"> </w:t>
+      </w:r>
+      <w:r>
+        <w:t xml:space="preserve">(Berlin: Sander, 1839); English translation by H. Smith (Sydenham Society, 1847). The epigraph condenses the cell theory of Schleiden and Schwann rather than quoting a single sentence.</w:t>
+      </w:r>
+    </w:p>
+    <w:bookmarkEnd w:id="118"/>
+    <w:bookmarkStart w:id="119" w:name="references"/>
+    <w:p>
+      <w:pPr>
+        <w:pStyle w:val="Heading2"/>
+      </w:pPr>
+      <w:r>
+        <w:t xml:space="preserve">References</w:t>
+      </w:r>
+    </w:p>
+    <w:p>
+      <w:pPr>
+        <w:pStyle w:val="FirstParagraph"/>
+      </w:pPr>
+      <w:r>
+        <w:t xml:space="preserve">Alberts, B., Heald, R., Johnson, A., Morgan, D., Raff, M., Roberts, K., &amp; Walter, P. (2022).</w:t>
+      </w:r>
+      <w:r>
+        <w:t xml:space="preserve"> </w:t>
+      </w:r>
+      <w:r>
+        <w:rPr>
+          <w:iCs/>
+          <w:i/>
+        </w:rPr>
+        <w:t xml:space="preserve">Molecular Biology of the Cell</w:t>
+      </w:r>
+      <w:r>
+        <w:t xml:space="preserve"> </w:t>
+      </w:r>
+      <w:r>
+        <w:t xml:space="preserve">(7th ed.). W. W. Norton.</w:t>
+      </w:r>
+    </w:p>
+    <w:p>
+      <w:pPr>
+        <w:pStyle w:val="BodyText"/>
+      </w:pPr>
+      <w:r>
+        <w:t xml:space="preserve">Anderson, P. W. (1972). More is different.</w:t>
+      </w:r>
+      <w:r>
+        <w:t xml:space="preserve"> </w:t>
+      </w:r>
+      <w:r>
+        <w:rPr>
+          <w:iCs/>
+          <w:i/>
+        </w:rPr>
+        <w:t xml:space="preserve">Science</w:t>
+      </w:r>
+      <w:r>
+        <w:t xml:space="preserve">, 177(4047), 393–396.</w:t>
+      </w:r>
+    </w:p>
+    <w:p>
+      <w:pPr>
+        <w:pStyle w:val="BodyText"/>
+      </w:pPr>
+      <w:r>
+        <w:t xml:space="preserve">Anfinsen, C. B. (1973). Principles that govern the folding of protein chains.</w:t>
+      </w:r>
+      <w:r>
+        <w:t xml:space="preserve"> </w:t>
+      </w:r>
+      <w:r>
+        <w:rPr>
+          <w:iCs/>
+          <w:i/>
+        </w:rPr>
+        <w:t xml:space="preserve">Science</w:t>
+      </w:r>
+      <w:r>
+        <w:t xml:space="preserve">, 181(4096), 223–230.</w:t>
+      </w:r>
+    </w:p>
+    <w:p>
+      <w:pPr>
+        <w:pStyle w:val="BodyText"/>
+      </w:pPr>
+      <w:r>
+        <w:t xml:space="preserve">Azevedo, F. A. C., Carvalho, L. R. B., Grinberg, L. T., Farfel, J. M., Ferretti, R. E. L., Leite, R. E. P., Jacob Filho, W., Lent, R., &amp; Herculano-Houzel, S. (2009). Equal numbers of neuronal and nonneuronal cells make the human brain an isometrically scaled-up primate brain.</w:t>
+      </w:r>
+      <w:r>
+        <w:t xml:space="preserve"> </w:t>
+      </w:r>
+      <w:r>
+        <w:rPr>
+          <w:iCs/>
+          <w:i/>
+        </w:rPr>
+        <w:t xml:space="preserve">Journal of Comparative Neurology</w:t>
+      </w:r>
+      <w:r>
+        <w:t xml:space="preserve">, 513(5), 532–541.</w:t>
+      </w:r>
+    </w:p>
+    <w:p>
+      <w:pPr>
+        <w:pStyle w:val="BodyText"/>
+      </w:pPr>
+      <w:r>
+        <w:t xml:space="preserve">Berg, H. C. (1993).</w:t>
+      </w:r>
+      <w:r>
+        <w:t xml:space="preserve"> </w:t>
+      </w:r>
+      <w:r>
+        <w:rPr>
+          <w:iCs/>
+          <w:i/>
+        </w:rPr>
+        <w:t xml:space="preserve">Random Walks in Biology</w:t>
+      </w:r>
+      <w:r>
+        <w:t xml:space="preserve"> </w:t>
+      </w:r>
+      <w:r>
+        <w:t xml:space="preserve">(expanded ed.). Princeton University Press.</w:t>
+      </w:r>
+    </w:p>
+    <w:p>
+      <w:pPr>
+        <w:pStyle w:val="BodyText"/>
+      </w:pPr>
+      <w:r>
+        <w:t xml:space="preserve">Bianconi, E., Piovesan, A., Facchin, F., Beraudi, A., Casadei, R., Frabetti, F., Vitale, L., Pelleri, M. C., Tassani, S., Piva, F., Perez-Amodio, S., Strippoli, P., &amp; Canaider, S. (2013). An estimation of the number of cells in the human body.</w:t>
+      </w:r>
+      <w:r>
+        <w:t xml:space="preserve"> </w:t>
+      </w:r>
+      <w:r>
+        <w:rPr>
+          <w:iCs/>
+          <w:i/>
+        </w:rPr>
+        <w:t xml:space="preserve">Annals of Human Biology</w:t>
+      </w:r>
+      <w:r>
+        <w:t xml:space="preserve">, 40(6), 463–471.</w:t>
+      </w:r>
+    </w:p>
+    <w:p>
+      <w:pPr>
+        <w:pStyle w:val="BodyText"/>
+      </w:pPr>
+      <w:r>
+        <w:t xml:space="preserve">Buchner, E. (1897). Alkoholische Gährung ohne Hefezellen.</w:t>
+      </w:r>
+      <w:r>
+        <w:t xml:space="preserve"> </w:t>
+      </w:r>
+      <w:r>
+        <w:rPr>
+          <w:iCs/>
+          <w:i/>
+        </w:rPr>
+        <w:t xml:space="preserve">Berichte der deutschen chemischen Gesellschaft</w:t>
+      </w:r>
+      <w:r>
+        <w:t xml:space="preserve">, 30(1), 117–124.</w:t>
+      </w:r>
+    </w:p>
+    <w:p>
+      <w:pPr>
+        <w:pStyle w:val="BodyText"/>
+      </w:pPr>
+      <w:r>
+        <w:t xml:space="preserve">Camazine, S., Deneubourg, J.-L., Franks, N. R., Sneyd, J., Theraulaz, G., &amp; Bonabeau, E. (2001).</w:t>
+      </w:r>
+      <w:r>
+        <w:t xml:space="preserve"> </w:t>
+      </w:r>
+      <w:r>
+        <w:rPr>
+          <w:iCs/>
+          <w:i/>
+        </w:rPr>
+        <w:t xml:space="preserve">Self-Organization in Biological Systems</w:t>
+      </w:r>
+      <w:r>
+        <w:t xml:space="preserve">. Princeton University Press.</w:t>
+      </w:r>
+    </w:p>
+    <w:p>
+      <w:pPr>
+        <w:pStyle w:val="BodyText"/>
+      </w:pPr>
+      <w:r>
+        <w:t xml:space="preserve">Carnot, S. (1824).</w:t>
+      </w:r>
+      <w:r>
+        <w:t xml:space="preserve"> </w:t>
+      </w:r>
+      <w:r>
+        <w:rPr>
+          <w:iCs/>
+          <w:i/>
+        </w:rPr>
+        <w:t xml:space="preserve">Réflexions sur la puissance motrice du feu et sur les machines propres à développer cette puissance</w:t>
+      </w:r>
+      <w:r>
+        <w:t xml:space="preserve">. Paris: Bachelier.</w:t>
+      </w:r>
+    </w:p>
+    <w:p>
+      <w:pPr>
+        <w:pStyle w:val="BodyText"/>
+      </w:pPr>
+      <w:r>
+        <w:t xml:space="preserve">Chalmers, D. J. (1995). Facing up to the problem of consciousness.</w:t>
+      </w:r>
+      <w:r>
+        <w:t xml:space="preserve"> </w:t>
+      </w:r>
+      <w:r>
+        <w:rPr>
+          <w:iCs/>
+          <w:i/>
+        </w:rPr>
+        <w:t xml:space="preserve">Journal of Consciousness Studies</w:t>
+      </w:r>
+      <w:r>
+        <w:t xml:space="preserve">, 2(3), 200–219.</w:t>
+      </w:r>
+    </w:p>
+    <w:p>
+      <w:pPr>
+        <w:pStyle w:val="BodyText"/>
+      </w:pPr>
+      <w:r>
+        <w:t xml:space="preserve">Clausius, R. (1865). Ueber verschiedene für die Anwendung bequeme Formen der Hauptgleichungen der mechanischen Wärmetheorie.</w:t>
+      </w:r>
+      <w:r>
+        <w:t xml:space="preserve"> </w:t>
+      </w:r>
+      <w:r>
+        <w:rPr>
+          <w:iCs/>
+          <w:i/>
+        </w:rPr>
+        <w:t xml:space="preserve">Annalen der Physik und Chemie</w:t>
+      </w:r>
+      <w:r>
+        <w:t xml:space="preserve">, 125, 353–400.</w:t>
+      </w:r>
+    </w:p>
+    <w:p>
+      <w:pPr>
+        <w:pStyle w:val="BodyText"/>
+      </w:pPr>
+      <w:r>
+        <w:t xml:space="preserve">Crick, F. (1970). Central dogma of molecular biology.</w:t>
+      </w:r>
+      <w:r>
+        <w:t xml:space="preserve"> </w:t>
+      </w:r>
+      <w:r>
+        <w:rPr>
+          <w:iCs/>
+          <w:i/>
+        </w:rPr>
+        <w:t xml:space="preserve">Nature</w:t>
+      </w:r>
+      <w:r>
+        <w:t xml:space="preserve">, 227, 561–563.</w:t>
+      </w:r>
+    </w:p>
+    <w:p>
+      <w:pPr>
+        <w:pStyle w:val="BodyText"/>
+      </w:pPr>
+      <w:r>
+        <w:t xml:space="preserve">Crick, F. H. C., Barnett, L., Brenner, S., &amp; Watts-Tobin, R. J. (1961). General nature of the genetic code for proteins.</w:t>
+      </w:r>
+      <w:r>
+        <w:t xml:space="preserve"> </w:t>
+      </w:r>
+      <w:r>
+        <w:rPr>
+          <w:iCs/>
+          <w:i/>
+        </w:rPr>
+        <w:t xml:space="preserve">Nature</w:t>
+      </w:r>
+      <w:r>
+        <w:t xml:space="preserve">, 192, 1227–1232.</w:t>
+      </w:r>
+    </w:p>
+    <w:p>
+      <w:pPr>
+        <w:pStyle w:val="BodyText"/>
+      </w:pPr>
+      <w:r>
+        <w:t xml:space="preserve">Einstein, A. (1905). Über die von der molekularkinetischen Theorie der Wärme geforderte Bewegung von in ruhenden Flüssigkeiten suspendierten Teilchen.</w:t>
+      </w:r>
+      <w:r>
+        <w:t xml:space="preserve"> </w:t>
+      </w:r>
+      <w:r>
+        <w:rPr>
+          <w:iCs/>
+          <w:i/>
+        </w:rPr>
+        <w:t xml:space="preserve">Annalen der Physik</w:t>
+      </w:r>
+      <w:r>
+        <w:t xml:space="preserve">, 322(8), 549–560.</w:t>
+      </w:r>
+    </w:p>
+    <w:p>
+      <w:pPr>
+        <w:pStyle w:val="BodyText"/>
+      </w:pPr>
+      <w:r>
+        <w:t xml:space="preserve">Fick, A. (1855). Ueber Diffusion.</w:t>
+      </w:r>
+      <w:r>
+        <w:t xml:space="preserve"> </w:t>
+      </w:r>
+      <w:r>
+        <w:rPr>
+          <w:iCs/>
+          <w:i/>
+        </w:rPr>
+        <w:t xml:space="preserve">Annalen der Physik und Chemie</w:t>
+      </w:r>
+      <w:r>
+        <w:t xml:space="preserve">, 94, 59–86.</w:t>
+      </w:r>
+    </w:p>
+    <w:p>
+      <w:pPr>
+        <w:pStyle w:val="BodyText"/>
+      </w:pPr>
+      <w:r>
+        <w:t xml:space="preserve">Fischer, E. (1894). Einfluss der Configuration auf die Wirkung der Enzyme.</w:t>
+      </w:r>
+      <w:r>
+        <w:t xml:space="preserve"> </w:t>
+      </w:r>
+      <w:r>
+        <w:rPr>
+          <w:iCs/>
+          <w:i/>
+        </w:rPr>
+        <w:t xml:space="preserve">Berichte der deutschen chemischen Gesellschaft</w:t>
+      </w:r>
+      <w:r>
+        <w:t xml:space="preserve">, 27(3), 2985–2993.</w:t>
+      </w:r>
+    </w:p>
+    <w:p>
+      <w:pPr>
+        <w:pStyle w:val="BodyText"/>
+      </w:pPr>
+      <w:r>
+        <w:t xml:space="preserve">Galvani, L. (1791).</w:t>
+      </w:r>
+      <w:r>
+        <w:t xml:space="preserve"> </w:t>
+      </w:r>
+      <w:r>
+        <w:rPr>
+          <w:iCs/>
+          <w:i/>
+        </w:rPr>
+        <w:t xml:space="preserve">De viribus electricitatis in motu musculari commentarius</w:t>
+      </w:r>
+      <w:r>
+        <w:t xml:space="preserve">. Bologna: Ex Typographia Instituti Scientiarum.</w:t>
+      </w:r>
+    </w:p>
+    <w:p>
+      <w:pPr>
+        <w:pStyle w:val="BodyText"/>
+      </w:pPr>
+      <w:r>
+        <w:t xml:space="preserve">Gilbert, S. F., &amp; Barresi, M. J. F. (2019).</w:t>
+      </w:r>
+      <w:r>
+        <w:t xml:space="preserve"> </w:t>
+      </w:r>
+      <w:r>
+        <w:rPr>
+          <w:iCs/>
+          <w:i/>
+        </w:rPr>
+        <w:t xml:space="preserve">Developmental Biology</w:t>
+      </w:r>
+      <w:r>
+        <w:t xml:space="preserve"> </w:t>
+      </w:r>
+      <w:r>
+        <w:t xml:space="preserve">(12th ed.). Sinauer Associates.</w:t>
+      </w:r>
+    </w:p>
+    <w:p>
+      <w:pPr>
+        <w:pStyle w:val="BodyText"/>
+      </w:pPr>
+      <w:r>
+        <w:t xml:space="preserve">Goldman, D. E. (1943). Potential, impedance, and rectification in membranes.</w:t>
+      </w:r>
+      <w:r>
+        <w:t xml:space="preserve"> </w:t>
+      </w:r>
+      <w:r>
+        <w:rPr>
+          <w:iCs/>
+          <w:i/>
+        </w:rPr>
+        <w:t xml:space="preserve">Journal of General Physiology</w:t>
+      </w:r>
+      <w:r>
+        <w:t xml:space="preserve">, 27(1), 37–60.</w:t>
+      </w:r>
+    </w:p>
+    <w:p>
+      <w:pPr>
+        <w:pStyle w:val="BodyText"/>
+      </w:pPr>
+      <w:r>
+        <w:t xml:space="preserve">Gorter, E., &amp; Grendel, F. (1925). On bimolecular layers of lipoids on the chromocytes of the blood.</w:t>
+      </w:r>
+      <w:r>
+        <w:t xml:space="preserve"> </w:t>
+      </w:r>
+      <w:r>
+        <w:rPr>
+          <w:iCs/>
+          <w:i/>
+        </w:rPr>
+        <w:t xml:space="preserve">Journal of Experimental Medicine</w:t>
+      </w:r>
+      <w:r>
+        <w:t xml:space="preserve">, 41(4), 439–443.</w:t>
+      </w:r>
+    </w:p>
+    <w:p>
+      <w:pPr>
+        <w:pStyle w:val="BodyText"/>
+      </w:pPr>
+      <w:r>
+        <w:t xml:space="preserve">Hebb, D. O. (1949).</w:t>
+      </w:r>
+      <w:r>
+        <w:t xml:space="preserve"> </w:t>
+      </w:r>
+      <w:r>
+        <w:rPr>
+          <w:iCs/>
+          <w:i/>
+        </w:rPr>
+        <w:t xml:space="preserve">The Organization of Behavior: A Neuropsychological Theory</w:t>
+      </w:r>
+      <w:r>
+        <w:t xml:space="preserve">. New York: Wiley.</w:t>
+      </w:r>
+    </w:p>
+    <w:p>
+      <w:pPr>
+        <w:pStyle w:val="BodyText"/>
+      </w:pPr>
+      <w:r>
+        <w:t xml:space="preserve">Helmholtz, H. von (1847).</w:t>
+      </w:r>
+      <w:r>
+        <w:t xml:space="preserve"> </w:t>
+      </w:r>
+      <w:r>
+        <w:rPr>
+          <w:iCs/>
+          <w:i/>
+        </w:rPr>
+        <w:t xml:space="preserve">Über die Erhaltung der Kraft</w:t>
+      </w:r>
+      <w:r>
+        <w:t xml:space="preserve">. Berlin: Reimer.</w:t>
+      </w:r>
+    </w:p>
+    <w:p>
+      <w:pPr>
+        <w:pStyle w:val="BodyText"/>
+      </w:pPr>
+      <w:r>
+        <w:t xml:space="preserve">Hille, B. (2001).</w:t>
+      </w:r>
+      <w:r>
+        <w:t xml:space="preserve"> </w:t>
+      </w:r>
+      <w:r>
+        <w:rPr>
+          <w:iCs/>
+          <w:i/>
+        </w:rPr>
+        <w:t xml:space="preserve">Ion Channels of Excitable Membranes</w:t>
+      </w:r>
+      <w:r>
+        <w:t xml:space="preserve"> </w:t>
+      </w:r>
+      <w:r>
+        <w:t xml:space="preserve">(3rd ed.). Sinauer Associates.</w:t>
+      </w:r>
+    </w:p>
+    <w:p>
+      <w:pPr>
+        <w:pStyle w:val="BodyText"/>
+      </w:pPr>
+      <w:r>
+        <w:t xml:space="preserve">Hodgkin, A. L., &amp; Huxley, A. F. (1952). A quantitative description of membrane current and its application to conduction and excitation in nerve.</w:t>
+      </w:r>
+      <w:r>
+        <w:t xml:space="preserve"> </w:t>
+      </w:r>
+      <w:r>
+        <w:rPr>
+          <w:iCs/>
+          <w:i/>
+        </w:rPr>
+        <w:t xml:space="preserve">Journal of Physiology</w:t>
+      </w:r>
+      <w:r>
+        <w:t xml:space="preserve">, 117(4), 500–544.</w:t>
+      </w:r>
+    </w:p>
+    <w:p>
+      <w:pPr>
+        <w:pStyle w:val="BodyText"/>
+      </w:pPr>
+      <w:r>
+        <w:t xml:space="preserve">Hooke, R. (1665).</w:t>
+      </w:r>
+      <w:r>
+        <w:t xml:space="preserve"> </w:t>
+      </w:r>
+      <w:r>
+        <w:rPr>
+          <w:iCs/>
+          <w:i/>
+        </w:rPr>
+        <w:t xml:space="preserve">Micrographia: or Some Physiological Descriptions of Minute Bodies Made by Magnifying Glasses</w:t>
+      </w:r>
+      <w:r>
+        <w:t xml:space="preserve">. London: J. Martyn and J. Allestry, for the Royal Society.</w:t>
+      </w:r>
+    </w:p>
+    <w:p>
+      <w:pPr>
+        <w:pStyle w:val="BodyText"/>
+      </w:pPr>
+      <w:r>
+        <w:t xml:space="preserve">Kandel, E. R., Koester, J. D., Mack, S. H., &amp; Siegelbaum, S. A. (Eds.). (2021).</w:t>
+      </w:r>
+      <w:r>
+        <w:t xml:space="preserve"> </w:t>
+      </w:r>
+      <w:r>
+        <w:rPr>
+          <w:iCs/>
+          <w:i/>
+        </w:rPr>
+        <w:t xml:space="preserve">Principles of Neural Science</w:t>
+      </w:r>
+      <w:r>
+        <w:t xml:space="preserve"> </w:t>
+      </w:r>
+      <w:r>
+        <w:t xml:space="preserve">(6th ed.). McGraw-Hill.</w:t>
+      </w:r>
+    </w:p>
+    <w:p>
+      <w:pPr>
+        <w:pStyle w:val="BodyText"/>
+      </w:pPr>
+      <w:r>
+        <w:t xml:space="preserve">Katz, L. C., &amp; Shatz, C. J. (1996). Synaptic activity and the construction of cortical circuits.</w:t>
+      </w:r>
+      <w:r>
+        <w:t xml:space="preserve"> </w:t>
+      </w:r>
+      <w:r>
+        <w:rPr>
+          <w:iCs/>
+          <w:i/>
+        </w:rPr>
+        <w:t xml:space="preserve">Science</w:t>
+      </w:r>
+      <w:r>
+        <w:t xml:space="preserve">, 274(5290), 1133–1138.</w:t>
+      </w:r>
+    </w:p>
+    <w:p>
+      <w:pPr>
+        <w:pStyle w:val="BodyText"/>
+      </w:pPr>
+      <w:r>
+        <w:t xml:space="preserve">Levine, J. (1983). Materialism and qualia: The explanatory gap.</w:t>
+      </w:r>
+      <w:r>
+        <w:t xml:space="preserve"> </w:t>
+      </w:r>
+      <w:r>
+        <w:rPr>
+          <w:iCs/>
+          <w:i/>
+        </w:rPr>
+        <w:t xml:space="preserve">Pacific Philosophical Quarterly</w:t>
+      </w:r>
+      <w:r>
+        <w:t xml:space="preserve">, 64(4), 354–361.</w:t>
+      </w:r>
+    </w:p>
+    <w:p>
+      <w:pPr>
+        <w:pStyle w:val="BodyText"/>
+      </w:pPr>
+      <w:r>
+        <w:t xml:space="preserve">Mergenthaler, P., Lindauer, U., Dienel, G. A., &amp; Meisel, A. (2013). Sugar for the brain: The role of glucose in physiological and pathological brain function.</w:t>
+      </w:r>
+      <w:r>
+        <w:t xml:space="preserve"> </w:t>
+      </w:r>
+      <w:r>
+        <w:rPr>
+          <w:iCs/>
+          <w:i/>
+        </w:rPr>
+        <w:t xml:space="preserve">Trends in Neurosciences</w:t>
+      </w:r>
+      <w:r>
+        <w:t xml:space="preserve">, 36(10), 587–597.</w:t>
+      </w:r>
+    </w:p>
+    <w:p>
+      <w:pPr>
+        <w:pStyle w:val="BodyText"/>
+      </w:pPr>
+      <w:r>
+        <w:t xml:space="preserve">Nelson, D. L., &amp; Cox, M. M. (2021).</w:t>
+      </w:r>
+      <w:r>
+        <w:t xml:space="preserve"> </w:t>
+      </w:r>
+      <w:r>
+        <w:rPr>
+          <w:iCs/>
+          <w:i/>
+        </w:rPr>
+        <w:t xml:space="preserve">Lehninger Principles of Biochemistry</w:t>
+      </w:r>
+      <w:r>
+        <w:t xml:space="preserve"> </w:t>
+      </w:r>
+      <w:r>
+        <w:t xml:space="preserve">(8th ed.). W. H. Freeman.</w:t>
+      </w:r>
+    </w:p>
+    <w:p>
+      <w:pPr>
+        <w:pStyle w:val="BodyText"/>
+      </w:pPr>
+      <w:r>
+        <w:t xml:space="preserve">Nernst, W. (1889). Die elektromotorische Wirksamkeit der Ionen.</w:t>
+      </w:r>
+      <w:r>
+        <w:t xml:space="preserve"> </w:t>
+      </w:r>
+      <w:r>
+        <w:rPr>
+          <w:iCs/>
+          <w:i/>
+        </w:rPr>
+        <w:t xml:space="preserve">Zeitschrift für physikalische Chemie</w:t>
+      </w:r>
+      <w:r>
+        <w:t xml:space="preserve">, 4, 129–181.</w:t>
+      </w:r>
+    </w:p>
+    <w:p>
+      <w:pPr>
+        <w:pStyle w:val="BodyText"/>
+      </w:pPr>
+      <w:r>
+        <w:t xml:space="preserve">Nirenberg, M. W., &amp; Matthaei, J. H. (1961). The dependence of cell-free protein synthesis in E. coli upon naturally occurring or synthetic polyribonucleotides.</w:t>
+      </w:r>
+      <w:r>
+        <w:t xml:space="preserve"> </w:t>
+      </w:r>
+      <w:r>
+        <w:rPr>
+          <w:iCs/>
+          <w:i/>
+        </w:rPr>
+        <w:t xml:space="preserve">Proceedings of the National Academy of Sciences</w:t>
+      </w:r>
+      <w:r>
+        <w:t xml:space="preserve">, 47(10), 1588–1602.</w:t>
+      </w:r>
+    </w:p>
+    <w:p>
+      <w:pPr>
+        <w:pStyle w:val="BodyText"/>
+      </w:pPr>
+      <w:r>
+        <w:t xml:space="preserve">Pauling, L. (1960).</w:t>
+      </w:r>
+      <w:r>
+        <w:t xml:space="preserve"> </w:t>
+      </w:r>
+      <w:r>
+        <w:rPr>
+          <w:iCs/>
+          <w:i/>
+        </w:rPr>
+        <w:t xml:space="preserve">The Nature of the Chemical Bond</w:t>
+      </w:r>
+      <w:r>
+        <w:t xml:space="preserve"> </w:t>
+      </w:r>
+      <w:r>
+        <w:t xml:space="preserve">(3rd ed.). Cornell University Press.</w:t>
+      </w:r>
+    </w:p>
+    <w:p>
+      <w:pPr>
+        <w:pStyle w:val="BodyText"/>
+      </w:pPr>
+      <w:r>
+        <w:t xml:space="preserve">Purves, D., Augustine, G. J., Fitzpatrick, D., Hall, W. C., LaMantia, A.-S., Mooney, R. D., Platt, M. L., &amp; White, L. E. (Eds.). (2018).</w:t>
+      </w:r>
+      <w:r>
+        <w:t xml:space="preserve"> </w:t>
+      </w:r>
+      <w:r>
+        <w:rPr>
+          <w:iCs/>
+          <w:i/>
+        </w:rPr>
+        <w:t xml:space="preserve">Neuroscience</w:t>
+      </w:r>
+      <w:r>
+        <w:t xml:space="preserve"> </w:t>
+      </w:r>
+      <w:r>
+        <w:t xml:space="preserve">(6th ed.). Sinauer Associates.</w:t>
+      </w:r>
+    </w:p>
+    <w:p>
+      <w:pPr>
+        <w:pStyle w:val="BodyText"/>
+      </w:pPr>
+      <w:r>
+        <w:t xml:space="preserve">Radzicka, A., &amp; Wolfenden, R. (1995). A proficient enzyme.</w:t>
+      </w:r>
+      <w:r>
+        <w:t xml:space="preserve"> </w:t>
+      </w:r>
+      <w:r>
+        <w:rPr>
+          <w:iCs/>
+          <w:i/>
+        </w:rPr>
+        <w:t xml:space="preserve">Science</w:t>
+      </w:r>
+      <w:r>
+        <w:t xml:space="preserve">, 267(5194), 90–93.</w:t>
+      </w:r>
+    </w:p>
+    <w:p>
+      <w:pPr>
+        <w:pStyle w:val="BodyText"/>
+      </w:pPr>
+      <w:r>
+        <w:t xml:space="preserve">Schleiden, M. J. (1838). Beiträge zur Phytogenesis.</w:t>
+      </w:r>
+      <w:r>
+        <w:t xml:space="preserve"> </w:t>
+      </w:r>
+      <w:r>
+        <w:rPr>
+          <w:iCs/>
+          <w:i/>
+        </w:rPr>
+        <w:t xml:space="preserve">Archiv für Anatomie, Physiologie und wissenschaftliche Medicin</w:t>
+      </w:r>
+      <w:r>
+        <w:t xml:space="preserve">, 5, 137–176.</w:t>
+      </w:r>
+    </w:p>
+    <w:p>
+      <w:pPr>
+        <w:pStyle w:val="BodyText"/>
+      </w:pPr>
+      <w:r>
+        <w:t xml:space="preserve">Schrödinger, E. (1944).</w:t>
+      </w:r>
+      <w:r>
+        <w:t xml:space="preserve"> </w:t>
+      </w:r>
+      <w:r>
+        <w:rPr>
+          <w:iCs/>
+          <w:i/>
+        </w:rPr>
+        <w:t xml:space="preserve">What Is Life? The Physical Aspect of the Living Cell</w:t>
+      </w:r>
+      <w:r>
+        <w:t xml:space="preserve">. Cambridge University Press.</w:t>
+      </w:r>
+    </w:p>
+    <w:p>
+      <w:pPr>
+        <w:pStyle w:val="BodyText"/>
+      </w:pPr>
+      <w:r>
+        <w:t xml:space="preserve">Schwann, T. (1839).</w:t>
+      </w:r>
+      <w:r>
+        <w:t xml:space="preserve"> </w:t>
+      </w:r>
+      <w:r>
+        <w:rPr>
+          <w:iCs/>
+          <w:i/>
+        </w:rPr>
+        <w:t xml:space="preserve">Mikroskopische Untersuchungen über die Uebereinstimmung in der Structur und dem Wachsthum der Thiere und Pflanzen</w:t>
+      </w:r>
+      <w:r>
+        <w:t xml:space="preserve">. Berlin: Sander. English translation by H. Smith,</w:t>
+      </w:r>
+      <w:r>
+        <w:t xml:space="preserve"> </w:t>
+      </w:r>
+      <w:r>
+        <w:rPr>
+          <w:iCs/>
+          <w:i/>
+        </w:rPr>
+        <w:t xml:space="preserve">Microscopical Researches into the Accordance in the Structure and Growth of Animals and Plants</w:t>
+      </w:r>
+      <w:r>
+        <w:t xml:space="preserve"> </w:t>
+      </w:r>
+      <w:r>
+        <w:t xml:space="preserve">(Sydenham Society, 1847).</w:t>
+      </w:r>
+    </w:p>
+    <w:p>
+      <w:pPr>
+        <w:pStyle w:val="BodyText"/>
+      </w:pPr>
+      <w:r>
+        <w:t xml:space="preserve">Singer, S. J., &amp; Nicolson, G. L. (1972). The fluid mosaic model of the structure of cell membranes.</w:t>
+      </w:r>
+      <w:r>
+        <w:t xml:space="preserve"> </w:t>
+      </w:r>
+      <w:r>
+        <w:rPr>
+          <w:iCs/>
+          <w:i/>
+        </w:rPr>
+        <w:t xml:space="preserve">Science</w:t>
+      </w:r>
+      <w:r>
+        <w:t xml:space="preserve">, 175(4023), 720–731.</w:t>
+      </w:r>
+    </w:p>
+    <w:p>
+      <w:pPr>
+        <w:pStyle w:val="BodyText"/>
+      </w:pPr>
+      <w:r>
+        <w:t xml:space="preserve">Skou, J. C. (1957). The influence of some cations on an adenosine triphosphatase from peripheral nerves.</w:t>
+      </w:r>
+      <w:r>
+        <w:t xml:space="preserve"> </w:t>
+      </w:r>
+      <w:r>
+        <w:rPr>
+          <w:iCs/>
+          <w:i/>
+        </w:rPr>
+        <w:t xml:space="preserve">Biochimica et Biophysica Acta</w:t>
+      </w:r>
+      <w:r>
+        <w:t xml:space="preserve">, 23, 394–401.</w:t>
+      </w:r>
+    </w:p>
+    <w:p>
+      <w:pPr>
+        <w:pStyle w:val="BodyText"/>
+      </w:pPr>
+      <w:r>
+        <w:t xml:space="preserve">Sperry, R. W. (1963). Chemoaffinity in the orderly growth of nerve fiber patterns and connections.</w:t>
+      </w:r>
+      <w:r>
+        <w:t xml:space="preserve"> </w:t>
+      </w:r>
+      <w:r>
+        <w:rPr>
+          <w:iCs/>
+          <w:i/>
+        </w:rPr>
+        <w:t xml:space="preserve">Proceedings of the National Academy of Sciences</w:t>
+      </w:r>
+      <w:r>
+        <w:t xml:space="preserve">, 50(4), 703–710.</w:t>
+      </w:r>
+    </w:p>
+    <w:p>
+      <w:pPr>
+        <w:pStyle w:val="BodyText"/>
+      </w:pPr>
+      <w:r>
+        <w:t xml:space="preserve">Tessier-Lavigne, M., &amp; Goodman, C. S. (1996). The molecular biology of axon guidance.</w:t>
+      </w:r>
+      <w:r>
+        <w:t xml:space="preserve"> </w:t>
+      </w:r>
+      <w:r>
+        <w:rPr>
+          <w:iCs/>
+          <w:i/>
+        </w:rPr>
+        <w:t xml:space="preserve">Science</w:t>
+      </w:r>
+      <w:r>
+        <w:t xml:space="preserve">, 274(5290), 1123–1133.</w:t>
+      </w:r>
+    </w:p>
+    <w:p>
+      <w:pPr>
+        <w:pStyle w:val="BodyText"/>
+      </w:pPr>
+      <w:r>
+        <w:t xml:space="preserve">Turing, A. M. (1952). The chemical basis of morphogenesis.</w:t>
+      </w:r>
+      <w:r>
+        <w:t xml:space="preserve"> </w:t>
+      </w:r>
+      <w:r>
+        <w:rPr>
+          <w:iCs/>
+          <w:i/>
+        </w:rPr>
+        <w:t xml:space="preserve">Philosophical Transactions of the Royal Society B</w:t>
+      </w:r>
+      <w:r>
+        <w:t xml:space="preserve">, 237(641), 37–72.</w:t>
+      </w:r>
+    </w:p>
+    <w:p>
+      <w:pPr>
+        <w:pStyle w:val="BodyText"/>
+      </w:pPr>
+      <w:r>
+        <w:t xml:space="preserve">Virchow, R. (1858).</w:t>
+      </w:r>
+      <w:r>
+        <w:t xml:space="preserve"> </w:t>
+      </w:r>
+      <w:r>
+        <w:rPr>
+          <w:iCs/>
+          <w:i/>
+        </w:rPr>
+        <w:t xml:space="preserve">Die Cellularpathologie in ihrer Begründung auf physiologische und pathologische Gewebelehre</w:t>
+      </w:r>
+      <w:r>
+        <w:t xml:space="preserve">. Berlin: Hirschwald.</w:t>
+      </w:r>
+    </w:p>
+    <w:p>
+      <w:pPr>
+        <w:pStyle w:val="BodyText"/>
+      </w:pPr>
+      <w:r>
+        <w:t xml:space="preserve">Volta, A. (1800). On the electricity excited by the mere contact of conducting substances of different kinds.</w:t>
+      </w:r>
+      <w:r>
+        <w:t xml:space="preserve"> </w:t>
+      </w:r>
+      <w:r>
+        <w:rPr>
+          <w:iCs/>
+          <w:i/>
+        </w:rPr>
+        <w:t xml:space="preserve">Philosophical Transactions of the Royal Society of London</w:t>
+      </w:r>
+      <w:r>
+        <w:t xml:space="preserve">, 90, 403–431.</w:t>
+      </w:r>
+    </w:p>
+    <w:p>
+      <w:pPr>
+        <w:pStyle w:val="BodyText"/>
+      </w:pPr>
+      <w:r>
+        <w:t xml:space="preserve">Waddington, C. H. (1957).</w:t>
+      </w:r>
+      <w:r>
+        <w:t xml:space="preserve"> </w:t>
+      </w:r>
+      <w:r>
+        <w:rPr>
+          <w:iCs/>
+          <w:i/>
+        </w:rPr>
+        <w:t xml:space="preserve">The Strategy of the Genes</w:t>
+      </w:r>
+      <w:r>
+        <w:t xml:space="preserve">. London: Allen &amp; Unwin.</w:t>
+      </w:r>
+    </w:p>
+    <w:p>
+      <w:pPr>
+        <w:pStyle w:val="BodyText"/>
+      </w:pPr>
+      <w:r>
+        <w:t xml:space="preserve">Watson, J. D., &amp; Crick, F. H. C. (1953). Molecular structure of nucleic acids: A structure for deoxyribose nucleic acid.</w:t>
+      </w:r>
+      <w:r>
+        <w:t xml:space="preserve"> </w:t>
+      </w:r>
+      <w:r>
+        <w:rPr>
+          <w:iCs/>
+          <w:i/>
+        </w:rPr>
+        <w:t xml:space="preserve">Nature</w:t>
+      </w:r>
+      <w:r>
+        <w:t xml:space="preserve">, 171, 737–738.</w:t>
+      </w:r>
+    </w:p>
+    <w:p>
+      <w:pPr>
+        <w:pStyle w:val="BodyText"/>
+      </w:pPr>
+      <w:r>
+        <w:t xml:space="preserve">Whitman, W. B., Coleman, D. C., &amp; Wiebe, W. J. (1998). Prokaryotes: The unseen majority.</w:t>
+      </w:r>
+      <w:r>
+        <w:t xml:space="preserve"> </w:t>
+      </w:r>
+      <w:r>
+        <w:rPr>
+          <w:iCs/>
+          <w:i/>
+        </w:rPr>
+        <w:t xml:space="preserve">Proceedings of the National Academy of Sciences</w:t>
+      </w:r>
+      <w:r>
+        <w:t xml:space="preserve">, 95(12), 6578–6583.</w:t>
+      </w:r>
+    </w:p>
+    <w:bookmarkEnd w:id="119"/>
+    <w:bookmarkEnd w:id="120"/>
     <w:sectPr>
       <w:pgSz w:h="15840" w:w="12240"/>
       <w:pgMar w:bottom="1440" w:left="1440" w:right="1440" w:top="1440"/>
@@ -2690,6 +3907,1716 @@
       </w:r>
     </w:p>
   </w:footnote>
+  <w:footnote w:id="20">
+    <w:p>
+      <w:pPr>
+        <w:pStyle w:val="FootnoteText"/>
+      </w:pPr>
+      <w:r>
+        <w:rPr>
+          <w:rStyle w:val="FootnoteReference"/>
+        </w:rPr>
+        <w:footnoteRef/>
+      </w:r>
+      <w:r>
+        <w:t xml:space="preserve"> </w:t>
+      </w:r>
+      <w:r>
+        <w:t xml:space="preserve">Bianconi, E., Piovesan, A., Facchin, F., Beraudi, A., Casadei, R., Frabetti, F., Vitale, L., Pelleri, M. C., Tassani, S., Piva, F., Perez-Amodio, S., Strippoli, P., &amp; Canaider, S. (2013). An estimation of the number of cells in the human body.</w:t>
+      </w:r>
+      <w:r>
+        <w:t xml:space="preserve"> </w:t>
+      </w:r>
+      <w:r>
+        <w:rPr>
+          <w:iCs/>
+          <w:i/>
+        </w:rPr>
+        <w:t xml:space="preserve">Annals of Human Biology</w:t>
+      </w:r>
+      <w:r>
+        <w:t xml:space="preserve">, 40(6), 463–471.</w:t>
+      </w:r>
+    </w:p>
+  </w:footnote>
+  <w:footnote w:id="21">
+    <w:p>
+      <w:pPr>
+        <w:pStyle w:val="FootnoteText"/>
+      </w:pPr>
+      <w:r>
+        <w:rPr>
+          <w:rStyle w:val="FootnoteReference"/>
+        </w:rPr>
+        <w:footnoteRef/>
+      </w:r>
+      <w:r>
+        <w:t xml:space="preserve"> </w:t>
+      </w:r>
+      <w:r>
+        <w:t xml:space="preserve">Alberts, B., Heald, R., Johnson, A., Morgan, D., Raff, M., Roberts, K., &amp; Walter, P. (2022).</w:t>
+      </w:r>
+      <w:r>
+        <w:t xml:space="preserve"> </w:t>
+      </w:r>
+      <w:r>
+        <w:rPr>
+          <w:iCs/>
+          <w:i/>
+        </w:rPr>
+        <w:t xml:space="preserve">Molecular Biology of the Cell</w:t>
+      </w:r>
+      <w:r>
+        <w:t xml:space="preserve"> </w:t>
+      </w:r>
+      <w:r>
+        <w:t xml:space="preserve">(7th ed.). W. W. Norton. Chapter 1.</w:t>
+      </w:r>
+    </w:p>
+  </w:footnote>
+  <w:footnote w:id="25">
+    <w:p>
+      <w:pPr>
+        <w:pStyle w:val="FootnoteText"/>
+      </w:pPr>
+      <w:r>
+        <w:rPr>
+          <w:rStyle w:val="FootnoteReference"/>
+        </w:rPr>
+        <w:footnoteRef/>
+      </w:r>
+      <w:r>
+        <w:t xml:space="preserve"> </w:t>
+      </w:r>
+      <w:r>
+        <w:t xml:space="preserve">Whitman, W. B., Coleman, D. C., &amp; Wiebe, W. J. (1998). Prokaryotes: The unseen majority.</w:t>
+      </w:r>
+      <w:r>
+        <w:t xml:space="preserve"> </w:t>
+      </w:r>
+      <w:r>
+        <w:rPr>
+          <w:iCs/>
+          <w:i/>
+        </w:rPr>
+        <w:t xml:space="preserve">Proceedings of the National Academy of Sciences</w:t>
+      </w:r>
+      <w:r>
+        <w:t xml:space="preserve">, 95(12), 6578–6583.</w:t>
+      </w:r>
+    </w:p>
+  </w:footnote>
+  <w:footnote w:id="26">
+    <w:p>
+      <w:pPr>
+        <w:pStyle w:val="FootnoteText"/>
+      </w:pPr>
+      <w:r>
+        <w:rPr>
+          <w:rStyle w:val="FootnoteReference"/>
+        </w:rPr>
+        <w:footnoteRef/>
+      </w:r>
+      <w:r>
+        <w:t xml:space="preserve"> </w:t>
+      </w:r>
+      <w:r>
+        <w:t xml:space="preserve">Alberts, B., Heald, R., Johnson, A., Morgan, D., Raff, M., Roberts, K., &amp; Walter, P. (2022).</w:t>
+      </w:r>
+      <w:r>
+        <w:t xml:space="preserve"> </w:t>
+      </w:r>
+      <w:r>
+        <w:rPr>
+          <w:iCs/>
+          <w:i/>
+        </w:rPr>
+        <w:t xml:space="preserve">Molecular Biology of the Cell</w:t>
+      </w:r>
+      <w:r>
+        <w:t xml:space="preserve"> </w:t>
+      </w:r>
+      <w:r>
+        <w:t xml:space="preserve">(7th ed.). W. W. Norton. Chapter 1 gives the prokaryote–eukaryote comparison.</w:t>
+      </w:r>
+    </w:p>
+  </w:footnote>
+  <w:footnote w:id="29">
+    <w:p>
+      <w:pPr>
+        <w:pStyle w:val="FootnoteText"/>
+      </w:pPr>
+      <w:r>
+        <w:rPr>
+          <w:rStyle w:val="FootnoteReference"/>
+        </w:rPr>
+        <w:footnoteRef/>
+      </w:r>
+      <w:r>
+        <w:t xml:space="preserve"> </w:t>
+      </w:r>
+      <w:r>
+        <w:t xml:space="preserve">Helmholtz, H. von (1847).</w:t>
+      </w:r>
+      <w:r>
+        <w:t xml:space="preserve"> </w:t>
+      </w:r>
+      <w:r>
+        <w:rPr>
+          <w:iCs/>
+          <w:i/>
+        </w:rPr>
+        <w:t xml:space="preserve">Über die Erhaltung der Kraft</w:t>
+      </w:r>
+      <w:r>
+        <w:t xml:space="preserve">. Berlin: Reimer; Clausius, R. (1865). Ueber verschiedene für die Anwendung bequeme Formen der Hauptgleichungen der mechanischen Wärmetheorie.</w:t>
+      </w:r>
+      <w:r>
+        <w:t xml:space="preserve"> </w:t>
+      </w:r>
+      <w:r>
+        <w:rPr>
+          <w:iCs/>
+          <w:i/>
+        </w:rPr>
+        <w:t xml:space="preserve">Annalen der Physik und Chemie</w:t>
+      </w:r>
+      <w:r>
+        <w:t xml:space="preserve">, 125, 353–400. Helmholtz stated energy conservation in general form, with physiology among his examples; Clausius named entropy and stated the second law in the form used here.</w:t>
+      </w:r>
+    </w:p>
+  </w:footnote>
+  <w:footnote w:id="30">
+    <w:p>
+      <w:pPr>
+        <w:pStyle w:val="FootnoteText"/>
+      </w:pPr>
+      <w:r>
+        <w:rPr>
+          <w:rStyle w:val="FootnoteReference"/>
+        </w:rPr>
+        <w:footnoteRef/>
+      </w:r>
+      <w:r>
+        <w:t xml:space="preserve"> </w:t>
+      </w:r>
+      <w:r>
+        <w:t xml:space="preserve">Schrödinger, E. (1944).</w:t>
+      </w:r>
+      <w:r>
+        <w:t xml:space="preserve"> </w:t>
+      </w:r>
+      <w:r>
+        <w:rPr>
+          <w:iCs/>
+          <w:i/>
+        </w:rPr>
+        <w:t xml:space="preserve">What Is Life? The Physical Aspect of the Living Cell</w:t>
+      </w:r>
+      <w:r>
+        <w:t xml:space="preserve">. Cambridge University Press. Schrödinger’s account of the organism as feeding on</w:t>
+      </w:r>
+      <w:r>
+        <w:t xml:space="preserve"> </w:t>
+      </w:r>
+      <w:r>
+        <w:t xml:space="preserve">“</w:t>
+      </w:r>
+      <w:r>
+        <w:t xml:space="preserve">negative entropy</w:t>
+      </w:r>
+      <w:r>
+        <w:t xml:space="preserve">”</w:t>
+      </w:r>
+      <w:r>
+        <w:t xml:space="preserve"> </w:t>
+      </w:r>
+      <w:r>
+        <w:t xml:space="preserve">is the classic statement of this point.</w:t>
+      </w:r>
+    </w:p>
+  </w:footnote>
+  <w:footnote w:id="35">
+    <w:p>
+      <w:pPr>
+        <w:pStyle w:val="FootnoteText"/>
+      </w:pPr>
+      <w:r>
+        <w:rPr>
+          <w:rStyle w:val="FootnoteReference"/>
+        </w:rPr>
+        <w:footnoteRef/>
+      </w:r>
+      <w:r>
+        <w:t xml:space="preserve"> </w:t>
+      </w:r>
+      <w:r>
+        <w:t xml:space="preserve">Hille, B. (2001).</w:t>
+      </w:r>
+      <w:r>
+        <w:t xml:space="preserve"> </w:t>
+      </w:r>
+      <w:r>
+        <w:rPr>
+          <w:iCs/>
+          <w:i/>
+        </w:rPr>
+        <w:t xml:space="preserve">Ion Channels of Excitable Membranes</w:t>
+      </w:r>
+      <w:r>
+        <w:t xml:space="preserve"> </w:t>
+      </w:r>
+      <w:r>
+        <w:t xml:space="preserve">(3rd ed.). Sinauer Associates. Chapter 1 for the ions of excitable membranes and their typical concentrations.</w:t>
+      </w:r>
+    </w:p>
+  </w:footnote>
+  <w:footnote w:id="36">
+    <w:p>
+      <w:pPr>
+        <w:pStyle w:val="FootnoteText"/>
+      </w:pPr>
+      <w:r>
+        <w:rPr>
+          <w:rStyle w:val="FootnoteReference"/>
+        </w:rPr>
+        <w:footnoteRef/>
+      </w:r>
+      <w:r>
+        <w:t xml:space="preserve"> </w:t>
+      </w:r>
+      <w:r>
+        <w:t xml:space="preserve">Nernst, W. (1889). Die elektromotorische Wirksamkeit der Ionen.</w:t>
+      </w:r>
+      <w:r>
+        <w:t xml:space="preserve"> </w:t>
+      </w:r>
+      <w:r>
+        <w:rPr>
+          <w:iCs/>
+          <w:i/>
+        </w:rPr>
+        <w:t xml:space="preserve">Zeitschrift für physikalische Chemie</w:t>
+      </w:r>
+      <w:r>
+        <w:t xml:space="preserve">, 4, 129–181; Goldman, D. E. (1943). Potential, impedance, and rectification in membranes.</w:t>
+      </w:r>
+      <w:r>
+        <w:t xml:space="preserve"> </w:t>
+      </w:r>
+      <w:r>
+        <w:rPr>
+          <w:iCs/>
+          <w:i/>
+        </w:rPr>
+        <w:t xml:space="preserve">Journal of General Physiology</w:t>
+      </w:r>
+      <w:r>
+        <w:t xml:space="preserve">, 27(1), 37–60. Nernst gave the equilibrium potential for a single ion; Goldman the voltage set by several ions with different permeabilities.</w:t>
+      </w:r>
+    </w:p>
+  </w:footnote>
+  <w:footnote w:id="40">
+    <w:p>
+      <w:pPr>
+        <w:pStyle w:val="FootnoteText"/>
+      </w:pPr>
+      <w:r>
+        <w:rPr>
+          <w:rStyle w:val="FootnoteReference"/>
+        </w:rPr>
+        <w:footnoteRef/>
+      </w:r>
+      <w:r>
+        <w:t xml:space="preserve"> </w:t>
+      </w:r>
+      <w:r>
+        <w:t xml:space="preserve">Skou, J. C. (1957). The influence of some cations on an adenosine triphosphatase from peripheral nerves.</w:t>
+      </w:r>
+      <w:r>
+        <w:t xml:space="preserve"> </w:t>
+      </w:r>
+      <w:r>
+        <w:rPr>
+          <w:iCs/>
+          <w:i/>
+        </w:rPr>
+        <w:t xml:space="preserve">Biochimica et Biophysica Acta</w:t>
+      </w:r>
+      <w:r>
+        <w:t xml:space="preserve">, 23, 394–401. The sodium–potassium pump that maintains these gradients was discovered by Skou.</w:t>
+      </w:r>
+    </w:p>
+  </w:footnote>
+  <w:footnote w:id="42">
+    <w:p>
+      <w:pPr>
+        <w:pStyle w:val="FootnoteText"/>
+      </w:pPr>
+      <w:r>
+        <w:rPr>
+          <w:rStyle w:val="FootnoteReference"/>
+        </w:rPr>
+        <w:footnoteRef/>
+      </w:r>
+      <w:r>
+        <w:t xml:space="preserve"> </w:t>
+      </w:r>
+      <w:r>
+        <w:t xml:space="preserve">Fick, A. (1855). Ueber Diffusion.</w:t>
+      </w:r>
+      <w:r>
+        <w:t xml:space="preserve"> </w:t>
+      </w:r>
+      <w:r>
+        <w:rPr>
+          <w:iCs/>
+          <w:i/>
+        </w:rPr>
+        <w:t xml:space="preserve">Annalen der Physik und Chemie</w:t>
+      </w:r>
+      <w:r>
+        <w:t xml:space="preserve">, 94, 59–86; Einstein, A. (1905). Über die von der molekularkinetischen Theorie der Wärme geforderte Bewegung von in ruhenden Flüssigkeiten suspendierten Teilchen.</w:t>
+      </w:r>
+      <w:r>
+        <w:t xml:space="preserve"> </w:t>
+      </w:r>
+      <w:r>
+        <w:rPr>
+          <w:iCs/>
+          <w:i/>
+        </w:rPr>
+        <w:t xml:space="preserve">Annalen der Physik</w:t>
+      </w:r>
+      <w:r>
+        <w:t xml:space="preserve">, 322(8), 549–560. Fick’s law describes the flux; Einstein derived it from random molecular motion.</w:t>
+      </w:r>
+    </w:p>
+  </w:footnote>
+  <w:footnote w:id="43">
+    <w:p>
+      <w:pPr>
+        <w:pStyle w:val="FootnoteText"/>
+      </w:pPr>
+      <w:r>
+        <w:rPr>
+          <w:rStyle w:val="FootnoteReference"/>
+        </w:rPr>
+        <w:footnoteRef/>
+      </w:r>
+      <w:r>
+        <w:t xml:space="preserve"> </w:t>
+      </w:r>
+      <w:r>
+        <w:t xml:space="preserve">Berg, H. C. (1993).</w:t>
+      </w:r>
+      <w:r>
+        <w:t xml:space="preserve"> </w:t>
+      </w:r>
+      <w:r>
+        <w:rPr>
+          <w:iCs/>
+          <w:i/>
+        </w:rPr>
+        <w:t xml:space="preserve">Random Walks in Biology</w:t>
+      </w:r>
+      <w:r>
+        <w:t xml:space="preserve"> </w:t>
+      </w:r>
+      <w:r>
+        <w:t xml:space="preserve">(expanded ed.). Princeton University Press.</w:t>
+      </w:r>
+    </w:p>
+  </w:footnote>
+  <w:footnote w:id="44">
+    <w:p>
+      <w:pPr>
+        <w:pStyle w:val="FootnoteText"/>
+      </w:pPr>
+      <w:r>
+        <w:rPr>
+          <w:rStyle w:val="FootnoteReference"/>
+        </w:rPr>
+        <w:footnoteRef/>
+      </w:r>
+      <w:r>
+        <w:t xml:space="preserve"> </w:t>
+      </w:r>
+      <w:r>
+        <w:t xml:space="preserve">Berg, H. C. (1993).</w:t>
+      </w:r>
+      <w:r>
+        <w:t xml:space="preserve"> </w:t>
+      </w:r>
+      <w:r>
+        <w:rPr>
+          <w:iCs/>
+          <w:i/>
+        </w:rPr>
+        <w:t xml:space="preserve">Random Walks in Biology</w:t>
+      </w:r>
+      <w:r>
+        <w:t xml:space="preserve"> </w:t>
+      </w:r>
+      <w:r>
+        <w:t xml:space="preserve">(expanded ed.). Princeton University Press. The time a diffusing molecule takes to cover a distance grows with the square of the distance (Berg, Chapter 1).</w:t>
+      </w:r>
+    </w:p>
+  </w:footnote>
+  <w:footnote w:id="47">
+    <w:p>
+      <w:pPr>
+        <w:pStyle w:val="FootnoteText"/>
+      </w:pPr>
+      <w:r>
+        <w:rPr>
+          <w:rStyle w:val="FootnoteReference"/>
+        </w:rPr>
+        <w:footnoteRef/>
+      </w:r>
+      <w:r>
+        <w:t xml:space="preserve"> </w:t>
+      </w:r>
+      <w:r>
+        <w:t xml:space="preserve">Pauling, L. (1960).</w:t>
+      </w:r>
+      <w:r>
+        <w:t xml:space="preserve"> </w:t>
+      </w:r>
+      <w:r>
+        <w:rPr>
+          <w:iCs/>
+          <w:i/>
+        </w:rPr>
+        <w:t xml:space="preserve">The Nature of the Chemical Bond</w:t>
+      </w:r>
+      <w:r>
+        <w:t xml:space="preserve"> </w:t>
+      </w:r>
+      <w:r>
+        <w:t xml:space="preserve">(3rd ed.). Cornell University Press.</w:t>
+      </w:r>
+    </w:p>
+  </w:footnote>
+  <w:footnote w:id="48">
+    <w:p>
+      <w:pPr>
+        <w:pStyle w:val="FootnoteText"/>
+      </w:pPr>
+      <w:r>
+        <w:rPr>
+          <w:rStyle w:val="FootnoteReference"/>
+        </w:rPr>
+        <w:footnoteRef/>
+      </w:r>
+      <w:r>
+        <w:t xml:space="preserve"> </w:t>
+      </w:r>
+      <w:r>
+        <w:t xml:space="preserve">Watson, J. D., &amp; Crick, F. H. C. (1953). Molecular structure of nucleic acids: A structure for deoxyribose nucleic acid.</w:t>
+      </w:r>
+      <w:r>
+        <w:t xml:space="preserve"> </w:t>
+      </w:r>
+      <w:r>
+        <w:rPr>
+          <w:iCs/>
+          <w:i/>
+        </w:rPr>
+        <w:t xml:space="preserve">Nature</w:t>
+      </w:r>
+      <w:r>
+        <w:t xml:space="preserve">, 171, 737–738; Nelson, D. L., &amp; Cox, M. M. (2021).</w:t>
+      </w:r>
+      <w:r>
+        <w:t xml:space="preserve"> </w:t>
+      </w:r>
+      <w:r>
+        <w:rPr>
+          <w:iCs/>
+          <w:i/>
+        </w:rPr>
+        <w:t xml:space="preserve">Lehninger Principles of Biochemistry</w:t>
+      </w:r>
+      <w:r>
+        <w:t xml:space="preserve"> </w:t>
+      </w:r>
+      <w:r>
+        <w:t xml:space="preserve">(8th ed.). W. H. Freeman.</w:t>
+      </w:r>
+    </w:p>
+  </w:footnote>
+  <w:footnote w:id="53">
+    <w:p>
+      <w:pPr>
+        <w:pStyle w:val="FootnoteText"/>
+      </w:pPr>
+      <w:r>
+        <w:rPr>
+          <w:rStyle w:val="FootnoteReference"/>
+        </w:rPr>
+        <w:footnoteRef/>
+      </w:r>
+      <w:r>
+        <w:t xml:space="preserve"> </w:t>
+      </w:r>
+      <w:r>
+        <w:t xml:space="preserve">Anfinsen, C. B. (1973). Principles that govern the folding of protein chains.</w:t>
+      </w:r>
+      <w:r>
+        <w:t xml:space="preserve"> </w:t>
+      </w:r>
+      <w:r>
+        <w:rPr>
+          <w:iCs/>
+          <w:i/>
+        </w:rPr>
+        <w:t xml:space="preserve">Science</w:t>
+      </w:r>
+      <w:r>
+        <w:t xml:space="preserve">, 181(4096), 223–230.</w:t>
+      </w:r>
+    </w:p>
+  </w:footnote>
+  <w:footnote w:id="54">
+    <w:p>
+      <w:pPr>
+        <w:pStyle w:val="FootnoteText"/>
+      </w:pPr>
+      <w:r>
+        <w:rPr>
+          <w:rStyle w:val="FootnoteReference"/>
+        </w:rPr>
+        <w:footnoteRef/>
+      </w:r>
+      <w:r>
+        <w:t xml:space="preserve"> </w:t>
+      </w:r>
+      <w:r>
+        <w:t xml:space="preserve">Crick, F. (1970). Central dogma of molecular biology.</w:t>
+      </w:r>
+      <w:r>
+        <w:t xml:space="preserve"> </w:t>
+      </w:r>
+      <w:r>
+        <w:rPr>
+          <w:iCs/>
+          <w:i/>
+        </w:rPr>
+        <w:t xml:space="preserve">Nature</w:t>
+      </w:r>
+      <w:r>
+        <w:t xml:space="preserve">, 227, 561–563.</w:t>
+      </w:r>
+    </w:p>
+  </w:footnote>
+  <w:footnote w:id="55">
+    <w:p>
+      <w:pPr>
+        <w:pStyle w:val="FootnoteText"/>
+      </w:pPr>
+      <w:r>
+        <w:rPr>
+          <w:rStyle w:val="FootnoteReference"/>
+        </w:rPr>
+        <w:footnoteRef/>
+      </w:r>
+      <w:r>
+        <w:t xml:space="preserve"> </w:t>
+      </w:r>
+      <w:r>
+        <w:t xml:space="preserve">Mergenthaler, P., Lindauer, U., Dienel, G. A., &amp; Meisel, A. (2013). Sugar for the brain: The role of glucose in physiological and pathological brain function.</w:t>
+      </w:r>
+      <w:r>
+        <w:t xml:space="preserve"> </w:t>
+      </w:r>
+      <w:r>
+        <w:rPr>
+          <w:iCs/>
+          <w:i/>
+        </w:rPr>
+        <w:t xml:space="preserve">Trends in Neurosciences</w:t>
+      </w:r>
+      <w:r>
+        <w:t xml:space="preserve">, 36(10), 587–597.</w:t>
+      </w:r>
+    </w:p>
+  </w:footnote>
+  <w:footnote w:id="56">
+    <w:p>
+      <w:pPr>
+        <w:pStyle w:val="FootnoteText"/>
+      </w:pPr>
+      <w:r>
+        <w:rPr>
+          <w:rStyle w:val="FootnoteReference"/>
+        </w:rPr>
+        <w:footnoteRef/>
+      </w:r>
+      <w:r>
+        <w:t xml:space="preserve"> </w:t>
+      </w:r>
+      <w:r>
+        <w:t xml:space="preserve">Gorter, E., &amp; Grendel, F. (1925). On bimolecular layers of lipoids on the chromocytes of the blood.</w:t>
+      </w:r>
+      <w:r>
+        <w:t xml:space="preserve"> </w:t>
+      </w:r>
+      <w:r>
+        <w:rPr>
+          <w:iCs/>
+          <w:i/>
+        </w:rPr>
+        <w:t xml:space="preserve">Journal of Experimental Medicine</w:t>
+      </w:r>
+      <w:r>
+        <w:t xml:space="preserve">, 41(4), 439–443; Singer, S. J., &amp; Nicolson, G. L. (1972). The fluid mosaic model of the structure of cell membranes.</w:t>
+      </w:r>
+      <w:r>
+        <w:t xml:space="preserve"> </w:t>
+      </w:r>
+      <w:r>
+        <w:rPr>
+          <w:iCs/>
+          <w:i/>
+        </w:rPr>
+        <w:t xml:space="preserve">Science</w:t>
+      </w:r>
+      <w:r>
+        <w:t xml:space="preserve">, 175(4023), 720–731.</w:t>
+      </w:r>
+    </w:p>
+  </w:footnote>
+  <w:footnote w:id="61">
+    <w:p>
+      <w:pPr>
+        <w:pStyle w:val="FootnoteText"/>
+      </w:pPr>
+      <w:r>
+        <w:rPr>
+          <w:rStyle w:val="FootnoteReference"/>
+        </w:rPr>
+        <w:footnoteRef/>
+      </w:r>
+      <w:r>
+        <w:t xml:space="preserve"> </w:t>
+      </w:r>
+      <w:r>
+        <w:t xml:space="preserve">Radzicka, A., &amp; Wolfenden, R. (1995). A proficient enzyme.</w:t>
+      </w:r>
+      <w:r>
+        <w:t xml:space="preserve"> </w:t>
+      </w:r>
+      <w:r>
+        <w:rPr>
+          <w:iCs/>
+          <w:i/>
+        </w:rPr>
+        <w:t xml:space="preserve">Science</w:t>
+      </w:r>
+      <w:r>
+        <w:t xml:space="preserve">, 267(5194), 90–93. Rate enhancements of 10^17 have been measured.</w:t>
+      </w:r>
+    </w:p>
+  </w:footnote>
+  <w:footnote w:id="62">
+    <w:p>
+      <w:pPr>
+        <w:pStyle w:val="FootnoteText"/>
+      </w:pPr>
+      <w:r>
+        <w:rPr>
+          <w:rStyle w:val="FootnoteReference"/>
+        </w:rPr>
+        <w:footnoteRef/>
+      </w:r>
+      <w:r>
+        <w:t xml:space="preserve"> </w:t>
+      </w:r>
+      <w:r>
+        <w:t xml:space="preserve">Nelson, D. L., &amp; Cox, M. M. (2021).</w:t>
+      </w:r>
+      <w:r>
+        <w:t xml:space="preserve"> </w:t>
+      </w:r>
+      <w:r>
+        <w:rPr>
+          <w:iCs/>
+          <w:i/>
+        </w:rPr>
+        <w:t xml:space="preserve">Lehninger Principles of Biochemistry</w:t>
+      </w:r>
+      <w:r>
+        <w:t xml:space="preserve"> </w:t>
+      </w:r>
+      <w:r>
+        <w:t xml:space="preserve">(8th ed.). W. H. Freeman. Chapter 6, on enzyme kinetics and turnover numbers.</w:t>
+      </w:r>
+    </w:p>
+  </w:footnote>
+  <w:footnote w:id="63">
+    <w:p>
+      <w:pPr>
+        <w:pStyle w:val="FootnoteText"/>
+      </w:pPr>
+      <w:r>
+        <w:rPr>
+          <w:rStyle w:val="FootnoteReference"/>
+        </w:rPr>
+        <w:footnoteRef/>
+      </w:r>
+      <w:r>
+        <w:t xml:space="preserve"> </w:t>
+      </w:r>
+      <w:r>
+        <w:t xml:space="preserve">Fischer, E. (1894). Einfluss der Configuration auf die Wirkung der Enzyme.</w:t>
+      </w:r>
+      <w:r>
+        <w:t xml:space="preserve"> </w:t>
+      </w:r>
+      <w:r>
+        <w:rPr>
+          <w:iCs/>
+          <w:i/>
+        </w:rPr>
+        <w:t xml:space="preserve">Berichte der deutschen chemischen Gesellschaft</w:t>
+      </w:r>
+      <w:r>
+        <w:t xml:space="preserve">, 27(3), 2985–2993. The</w:t>
+      </w:r>
+      <w:r>
+        <w:t xml:space="preserve"> </w:t>
+      </w:r>
+      <w:r>
+        <w:t xml:space="preserve">“</w:t>
+      </w:r>
+      <w:r>
+        <w:t xml:space="preserve">lock and key</w:t>
+      </w:r>
+      <w:r>
+        <w:t xml:space="preserve">”</w:t>
+      </w:r>
+      <w:r>
+        <w:t xml:space="preserve"> </w:t>
+      </w:r>
+      <w:r>
+        <w:t xml:space="preserve">account of specificity.</w:t>
+      </w:r>
+    </w:p>
+  </w:footnote>
+  <w:footnote w:id="66">
+    <w:p>
+      <w:pPr>
+        <w:pStyle w:val="FootnoteText"/>
+      </w:pPr>
+      <w:r>
+        <w:rPr>
+          <w:rStyle w:val="FootnoteReference"/>
+        </w:rPr>
+        <w:footnoteRef/>
+      </w:r>
+      <w:r>
+        <w:t xml:space="preserve"> </w:t>
+      </w:r>
+      <w:r>
+        <w:t xml:space="preserve">Hooke, R. (1665).</w:t>
+      </w:r>
+      <w:r>
+        <w:t xml:space="preserve"> </w:t>
+      </w:r>
+      <w:r>
+        <w:rPr>
+          <w:iCs/>
+          <w:i/>
+        </w:rPr>
+        <w:t xml:space="preserve">Micrographia: or Some Physiological Descriptions of Minute Bodies Made by Magnifying Glasses</w:t>
+      </w:r>
+      <w:r>
+        <w:t xml:space="preserve">. London: J. Martyn and J. Allestry, for the Royal Society. Observation XVIII,</w:t>
+      </w:r>
+      <w:r>
+        <w:t xml:space="preserve"> </w:t>
+      </w:r>
+      <w:r>
+        <w:t xml:space="preserve">“</w:t>
+      </w:r>
+      <w:r>
+        <w:t xml:space="preserve">Of the Schematisme or Texture of Cork.</w:t>
+      </w:r>
+      <w:r>
+        <w:t xml:space="preserve">”</w:t>
+      </w:r>
+    </w:p>
+  </w:footnote>
+  <w:footnote w:id="67">
+    <w:p>
+      <w:pPr>
+        <w:pStyle w:val="FootnoteText"/>
+      </w:pPr>
+      <w:r>
+        <w:rPr>
+          <w:rStyle w:val="FootnoteReference"/>
+        </w:rPr>
+        <w:footnoteRef/>
+      </w:r>
+      <w:r>
+        <w:t xml:space="preserve"> </w:t>
+      </w:r>
+      <w:r>
+        <w:t xml:space="preserve">Schleiden, M. J. (1838). Beiträge zur Phytogenesis.</w:t>
+      </w:r>
+      <w:r>
+        <w:t xml:space="preserve"> </w:t>
+      </w:r>
+      <w:r>
+        <w:rPr>
+          <w:iCs/>
+          <w:i/>
+        </w:rPr>
+        <w:t xml:space="preserve">Archiv für Anatomie, Physiologie und wissenschaftliche Medicin</w:t>
+      </w:r>
+      <w:r>
+        <w:t xml:space="preserve">, 5, 137–176; Schwann, T. (1839).</w:t>
+      </w:r>
+      <w:r>
+        <w:t xml:space="preserve"> </w:t>
+      </w:r>
+      <w:r>
+        <w:rPr>
+          <w:iCs/>
+          <w:i/>
+        </w:rPr>
+        <w:t xml:space="preserve">Mikroskopische Untersuchungen über die Uebereinstimmung in der Structur und dem Wachsthum der Thiere und Pflanzen</w:t>
+      </w:r>
+      <w:r>
+        <w:t xml:space="preserve">. Berlin: Sander. English translation by H. Smith,</w:t>
+      </w:r>
+      <w:r>
+        <w:t xml:space="preserve"> </w:t>
+      </w:r>
+      <w:r>
+        <w:rPr>
+          <w:iCs/>
+          <w:i/>
+        </w:rPr>
+        <w:t xml:space="preserve">Microscopical Researches into the Accordance in the Structure and Growth of Animals and Plants</w:t>
+      </w:r>
+      <w:r>
+        <w:t xml:space="preserve"> </w:t>
+      </w:r>
+      <w:r>
+        <w:t xml:space="preserve">(Sydenham Society, 1847).</w:t>
+      </w:r>
+    </w:p>
+  </w:footnote>
+  <w:footnote w:id="68">
+    <w:p>
+      <w:pPr>
+        <w:pStyle w:val="FootnoteText"/>
+      </w:pPr>
+      <w:r>
+        <w:rPr>
+          <w:rStyle w:val="FootnoteReference"/>
+        </w:rPr>
+        <w:footnoteRef/>
+      </w:r>
+      <w:r>
+        <w:t xml:space="preserve"> </w:t>
+      </w:r>
+      <w:r>
+        <w:t xml:space="preserve">Virchow, R. (1858).</w:t>
+      </w:r>
+      <w:r>
+        <w:t xml:space="preserve"> </w:t>
+      </w:r>
+      <w:r>
+        <w:rPr>
+          <w:iCs/>
+          <w:i/>
+        </w:rPr>
+        <w:t xml:space="preserve">Die Cellularpathologie in ihrer Begründung auf physiologische und pathologische Gewebelehre</w:t>
+      </w:r>
+      <w:r>
+        <w:t xml:space="preserve">. Berlin: Hirschwald. The maxim</w:t>
+      </w:r>
+      <w:r>
+        <w:t xml:space="preserve"> </w:t>
+      </w:r>
+      <w:r>
+        <w:rPr>
+          <w:iCs/>
+          <w:i/>
+        </w:rPr>
+        <w:t xml:space="preserve">omnis cellula e cellula</w:t>
+      </w:r>
+      <w:r>
+        <w:t xml:space="preserve">.</w:t>
+      </w:r>
+    </w:p>
+  </w:footnote>
+  <w:footnote w:id="73">
+    <w:p>
+      <w:pPr>
+        <w:pStyle w:val="FootnoteText"/>
+      </w:pPr>
+      <w:r>
+        <w:rPr>
+          <w:rStyle w:val="FootnoteReference"/>
+        </w:rPr>
+        <w:footnoteRef/>
+      </w:r>
+      <w:r>
+        <w:t xml:space="preserve"> </w:t>
+      </w:r>
+      <w:r>
+        <w:t xml:space="preserve">Carnot, S. (1824).</w:t>
+      </w:r>
+      <w:r>
+        <w:t xml:space="preserve"> </w:t>
+      </w:r>
+      <w:r>
+        <w:rPr>
+          <w:iCs/>
+          <w:i/>
+        </w:rPr>
+        <w:t xml:space="preserve">Réflexions sur la puissance motrice du feu et sur les machines propres à développer cette puissance</w:t>
+      </w:r>
+      <w:r>
+        <w:t xml:space="preserve">. Paris: Bachelier; Clausius, R. (1865). Ueber verschiedene für die Anwendung bequeme Formen der Hauptgleichungen der mechanischen Wärmetheorie.</w:t>
+      </w:r>
+      <w:r>
+        <w:t xml:space="preserve"> </w:t>
+      </w:r>
+      <w:r>
+        <w:rPr>
+          <w:iCs/>
+          <w:i/>
+        </w:rPr>
+        <w:t xml:space="preserve">Annalen der Physik und Chemie</w:t>
+      </w:r>
+      <w:r>
+        <w:t xml:space="preserve">, 125, 353–400.</w:t>
+      </w:r>
+    </w:p>
+  </w:footnote>
+  <w:footnote w:id="74">
+    <w:p>
+      <w:pPr>
+        <w:pStyle w:val="FootnoteText"/>
+      </w:pPr>
+      <w:r>
+        <w:rPr>
+          <w:rStyle w:val="FootnoteReference"/>
+        </w:rPr>
+        <w:footnoteRef/>
+      </w:r>
+      <w:r>
+        <w:t xml:space="preserve"> </w:t>
+      </w:r>
+      <w:r>
+        <w:t xml:space="preserve">Schrödinger, E. (1944).</w:t>
+      </w:r>
+      <w:r>
+        <w:t xml:space="preserve"> </w:t>
+      </w:r>
+      <w:r>
+        <w:rPr>
+          <w:iCs/>
+          <w:i/>
+        </w:rPr>
+        <w:t xml:space="preserve">What Is Life? The Physical Aspect of the Living Cell</w:t>
+      </w:r>
+      <w:r>
+        <w:t xml:space="preserve">. Cambridge University Press.</w:t>
+      </w:r>
+    </w:p>
+  </w:footnote>
+  <w:footnote w:id="76">
+    <w:p>
+      <w:pPr>
+        <w:pStyle w:val="FootnoteText"/>
+      </w:pPr>
+      <w:r>
+        <w:rPr>
+          <w:rStyle w:val="FootnoteReference"/>
+        </w:rPr>
+        <w:footnoteRef/>
+      </w:r>
+      <w:r>
+        <w:t xml:space="preserve"> </w:t>
+      </w:r>
+      <w:r>
+        <w:t xml:space="preserve">Galvani, L. (1791).</w:t>
+      </w:r>
+      <w:r>
+        <w:t xml:space="preserve"> </w:t>
+      </w:r>
+      <w:r>
+        <w:rPr>
+          <w:iCs/>
+          <w:i/>
+        </w:rPr>
+        <w:t xml:space="preserve">De viribus electricitatis in motu musculari commentarius</w:t>
+      </w:r>
+      <w:r>
+        <w:t xml:space="preserve">. Bologna: Ex Typographia Instituti Scientiarum. Galvani’s experiments began around 1780; the full account was published in 1791.</w:t>
+      </w:r>
+    </w:p>
+  </w:footnote>
+  <w:footnote w:id="77">
+    <w:p>
+      <w:pPr>
+        <w:pStyle w:val="FootnoteText"/>
+      </w:pPr>
+      <w:r>
+        <w:rPr>
+          <w:rStyle w:val="FootnoteReference"/>
+        </w:rPr>
+        <w:footnoteRef/>
+      </w:r>
+      <w:r>
+        <w:t xml:space="preserve"> </w:t>
+      </w:r>
+      <w:r>
+        <w:t xml:space="preserve">Volta, A. (1800). On the electricity excited by the mere contact of conducting substances of different kinds.</w:t>
+      </w:r>
+      <w:r>
+        <w:t xml:space="preserve"> </w:t>
+      </w:r>
+      <w:r>
+        <w:rPr>
+          <w:iCs/>
+          <w:i/>
+        </w:rPr>
+        <w:t xml:space="preserve">Philosophical Transactions of the Royal Society of London</w:t>
+      </w:r>
+      <w:r>
+        <w:t xml:space="preserve">, 90, 403–431.</w:t>
+      </w:r>
+    </w:p>
+  </w:footnote>
+  <w:footnote w:id="78">
+    <w:p>
+      <w:pPr>
+        <w:pStyle w:val="FootnoteText"/>
+      </w:pPr>
+      <w:r>
+        <w:rPr>
+          <w:rStyle w:val="FootnoteReference"/>
+        </w:rPr>
+        <w:footnoteRef/>
+      </w:r>
+      <w:r>
+        <w:t xml:space="preserve"> </w:t>
+      </w:r>
+      <w:r>
+        <w:t xml:space="preserve">Hodgkin, A. L., &amp; Huxley, A. F. (1952). A quantitative description of membrane current and its application to conduction and excitation in nerve.</w:t>
+      </w:r>
+      <w:r>
+        <w:t xml:space="preserve"> </w:t>
+      </w:r>
+      <w:r>
+        <w:rPr>
+          <w:iCs/>
+          <w:i/>
+        </w:rPr>
+        <w:t xml:space="preserve">Journal of Physiology</w:t>
+      </w:r>
+      <w:r>
+        <w:t xml:space="preserve">, 117(4), 500–544. The 1963 Nobel Prize in Physiology or Medicine was shared with John Eccles.</w:t>
+      </w:r>
+    </w:p>
+  </w:footnote>
+  <w:footnote w:id="80">
+    <w:p>
+      <w:pPr>
+        <w:pStyle w:val="FootnoteText"/>
+      </w:pPr>
+      <w:r>
+        <w:rPr>
+          <w:rStyle w:val="FootnoteReference"/>
+        </w:rPr>
+        <w:footnoteRef/>
+      </w:r>
+      <w:r>
+        <w:t xml:space="preserve"> </w:t>
+      </w:r>
+      <w:r>
+        <w:t xml:space="preserve">Buchner, E. (1897). Alkoholische Gährung ohne Hefezellen.</w:t>
+      </w:r>
+      <w:r>
+        <w:t xml:space="preserve"> </w:t>
+      </w:r>
+      <w:r>
+        <w:rPr>
+          <w:iCs/>
+          <w:i/>
+        </w:rPr>
+        <w:t xml:space="preserve">Berichte der deutschen chemischen Gesellschaft</w:t>
+      </w:r>
+      <w:r>
+        <w:t xml:space="preserve">, 30(1), 117–124.</w:t>
+      </w:r>
+    </w:p>
+  </w:footnote>
+  <w:footnote w:id="81">
+    <w:p>
+      <w:pPr>
+        <w:pStyle w:val="FootnoteText"/>
+      </w:pPr>
+      <w:r>
+        <w:rPr>
+          <w:rStyle w:val="FootnoteReference"/>
+        </w:rPr>
+        <w:footnoteRef/>
+      </w:r>
+      <w:r>
+        <w:t xml:space="preserve"> </w:t>
+      </w:r>
+      <w:r>
+        <w:t xml:space="preserve">Watson, J. D., &amp; Crick, F. H. C. (1953). Molecular structure of nucleic acids: A structure for deoxyribose nucleic acid.</w:t>
+      </w:r>
+      <w:r>
+        <w:t xml:space="preserve"> </w:t>
+      </w:r>
+      <w:r>
+        <w:rPr>
+          <w:iCs/>
+          <w:i/>
+        </w:rPr>
+        <w:t xml:space="preserve">Nature</w:t>
+      </w:r>
+      <w:r>
+        <w:t xml:space="preserve">, 171, 737–738; Nirenberg, M. W., &amp; Matthaei, J. H. (1961). The dependence of cell-free protein synthesis in E. coli upon naturally occurring or synthetic polyribonucleotides.</w:t>
+      </w:r>
+      <w:r>
+        <w:t xml:space="preserve"> </w:t>
+      </w:r>
+      <w:r>
+        <w:rPr>
+          <w:iCs/>
+          <w:i/>
+        </w:rPr>
+        <w:t xml:space="preserve">Proceedings of the National Academy of Sciences</w:t>
+      </w:r>
+      <w:r>
+        <w:t xml:space="preserve">, 47(10), 1588–1602; Crick, F. H. C., Barnett, L., Brenner, S., &amp; Watts-Tobin, R. J. (1961). General nature of the genetic code for proteins.</w:t>
+      </w:r>
+      <w:r>
+        <w:t xml:space="preserve"> </w:t>
+      </w:r>
+      <w:r>
+        <w:rPr>
+          <w:iCs/>
+          <w:i/>
+        </w:rPr>
+        <w:t xml:space="preserve">Nature</w:t>
+      </w:r>
+      <w:r>
+        <w:t xml:space="preserve">, 192, 1227–1232.</w:t>
+      </w:r>
+    </w:p>
+  </w:footnote>
+  <w:footnote w:id="87">
+    <w:p>
+      <w:pPr>
+        <w:pStyle w:val="FootnoteText"/>
+      </w:pPr>
+      <w:r>
+        <w:rPr>
+          <w:rStyle w:val="FootnoteReference"/>
+        </w:rPr>
+        <w:footnoteRef/>
+      </w:r>
+      <w:r>
+        <w:t xml:space="preserve"> </w:t>
+      </w:r>
+      <w:r>
+        <w:t xml:space="preserve">Azevedo, F. A. C., Carvalho, L. R. B., Grinberg, L. T., Farfel, J. M., Ferretti, R. E. L., Leite, R. E. P., Jacob Filho, W., Lent, R., &amp; Herculano-Houzel, S. (2009). Equal numbers of neuronal and nonneuronal cells make the human brain an isometrically scaled-up primate brain.</w:t>
+      </w:r>
+      <w:r>
+        <w:t xml:space="preserve"> </w:t>
+      </w:r>
+      <w:r>
+        <w:rPr>
+          <w:iCs/>
+          <w:i/>
+        </w:rPr>
+        <w:t xml:space="preserve">Journal of Comparative Neurology</w:t>
+      </w:r>
+      <w:r>
+        <w:t xml:space="preserve">, 513(5), 532–541.</w:t>
+      </w:r>
+    </w:p>
+  </w:footnote>
+  <w:footnote w:id="88">
+    <w:p>
+      <w:pPr>
+        <w:pStyle w:val="FootnoteText"/>
+      </w:pPr>
+      <w:r>
+        <w:rPr>
+          <w:rStyle w:val="FootnoteReference"/>
+        </w:rPr>
+        <w:footnoteRef/>
+      </w:r>
+      <w:r>
+        <w:t xml:space="preserve"> </w:t>
+      </w:r>
+      <w:r>
+        <w:t xml:space="preserve">Gilbert, S. F., &amp; Barresi, M. J. F. (2019).</w:t>
+      </w:r>
+      <w:r>
+        <w:t xml:space="preserve"> </w:t>
+      </w:r>
+      <w:r>
+        <w:rPr>
+          <w:iCs/>
+          <w:i/>
+        </w:rPr>
+        <w:t xml:space="preserve">Developmental Biology</w:t>
+      </w:r>
+      <w:r>
+        <w:t xml:space="preserve"> </w:t>
+      </w:r>
+      <w:r>
+        <w:t xml:space="preserve">(12th ed.). Sinauer Associates.</w:t>
+      </w:r>
+    </w:p>
+  </w:footnote>
+  <w:footnote w:id="89">
+    <w:p>
+      <w:pPr>
+        <w:pStyle w:val="FootnoteText"/>
+      </w:pPr>
+      <w:r>
+        <w:rPr>
+          <w:rStyle w:val="FootnoteReference"/>
+        </w:rPr>
+        <w:footnoteRef/>
+      </w:r>
+      <w:r>
+        <w:t xml:space="preserve"> </w:t>
+      </w:r>
+      <w:r>
+        <w:t xml:space="preserve">Waddington, C. H. (1957).</w:t>
+      </w:r>
+      <w:r>
+        <w:t xml:space="preserve"> </w:t>
+      </w:r>
+      <w:r>
+        <w:rPr>
+          <w:iCs/>
+          <w:i/>
+        </w:rPr>
+        <w:t xml:space="preserve">The Strategy of the Genes</w:t>
+      </w:r>
+      <w:r>
+        <w:t xml:space="preserve">. London: Allen &amp; Unwin. Waddington’s</w:t>
+      </w:r>
+      <w:r>
+        <w:t xml:space="preserve"> </w:t>
+      </w:r>
+      <w:r>
+        <w:t xml:space="preserve">“</w:t>
+      </w:r>
+      <w:r>
+        <w:t xml:space="preserve">epigenetic landscape</w:t>
+      </w:r>
+      <w:r>
+        <w:t xml:space="preserve">”</w:t>
+      </w:r>
+      <w:r>
+        <w:t xml:space="preserve"> </w:t>
+      </w:r>
+      <w:r>
+        <w:t xml:space="preserve">is the standard image of progressively restricted cell fate.</w:t>
+      </w:r>
+    </w:p>
+  </w:footnote>
+  <w:footnote w:id="94">
+    <w:p>
+      <w:pPr>
+        <w:pStyle w:val="FootnoteText"/>
+      </w:pPr>
+      <w:r>
+        <w:rPr>
+          <w:rStyle w:val="FootnoteReference"/>
+        </w:rPr>
+        <w:footnoteRef/>
+      </w:r>
+      <w:r>
+        <w:t xml:space="preserve"> </w:t>
+      </w:r>
+      <w:r>
+        <w:t xml:space="preserve">Alberts, B., Heald, R., Johnson, A., Morgan, D., Raff, M., Roberts, K., &amp; Walter, P. (2022).</w:t>
+      </w:r>
+      <w:r>
+        <w:t xml:space="preserve"> </w:t>
+      </w:r>
+      <w:r>
+        <w:rPr>
+          <w:iCs/>
+          <w:i/>
+        </w:rPr>
+        <w:t xml:space="preserve">Molecular Biology of the Cell</w:t>
+      </w:r>
+      <w:r>
+        <w:t xml:space="preserve"> </w:t>
+      </w:r>
+      <w:r>
+        <w:t xml:space="preserve">(7th ed.). W. W. Norton. Chapter 15 for the classification of signaling modes.</w:t>
+      </w:r>
+    </w:p>
+  </w:footnote>
+  <w:footnote w:id="96">
+    <w:p>
+      <w:pPr>
+        <w:pStyle w:val="FootnoteText"/>
+      </w:pPr>
+      <w:r>
+        <w:rPr>
+          <w:rStyle w:val="FootnoteReference"/>
+        </w:rPr>
+        <w:footnoteRef/>
+      </w:r>
+      <w:r>
+        <w:t xml:space="preserve"> </w:t>
+      </w:r>
+      <w:r>
+        <w:t xml:space="preserve">Turing, A. M. (1952). The chemical basis of morphogenesis.</w:t>
+      </w:r>
+      <w:r>
+        <w:t xml:space="preserve"> </w:t>
+      </w:r>
+      <w:r>
+        <w:rPr>
+          <w:iCs/>
+          <w:i/>
+        </w:rPr>
+        <w:t xml:space="preserve">Philosophical Transactions of the Royal Society B</w:t>
+      </w:r>
+      <w:r>
+        <w:t xml:space="preserve">, 237(641), 37–72; Camazine, S., Deneubourg, J.-L., Franks, N. R., Sneyd, J., Theraulaz, G., &amp; Bonabeau, E. (2001).</w:t>
+      </w:r>
+      <w:r>
+        <w:t xml:space="preserve"> </w:t>
+      </w:r>
+      <w:r>
+        <w:rPr>
+          <w:iCs/>
+          <w:i/>
+        </w:rPr>
+        <w:t xml:space="preserve">Self-Organization in Biological Systems</w:t>
+      </w:r>
+      <w:r>
+        <w:t xml:space="preserve">. Princeton University Press.</w:t>
+      </w:r>
+    </w:p>
+  </w:footnote>
+  <w:footnote w:id="97">
+    <w:p>
+      <w:pPr>
+        <w:pStyle w:val="FootnoteText"/>
+      </w:pPr>
+      <w:r>
+        <w:rPr>
+          <w:rStyle w:val="FootnoteReference"/>
+        </w:rPr>
+        <w:footnoteRef/>
+      </w:r>
+      <w:r>
+        <w:t xml:space="preserve"> </w:t>
+      </w:r>
+      <w:r>
+        <w:t xml:space="preserve">Hebb, D. O. (1949).</w:t>
+      </w:r>
+      <w:r>
+        <w:t xml:space="preserve"> </w:t>
+      </w:r>
+      <w:r>
+        <w:rPr>
+          <w:iCs/>
+          <w:i/>
+        </w:rPr>
+        <w:t xml:space="preserve">The Organization of Behavior: A Neuropsychological Theory</w:t>
+      </w:r>
+      <w:r>
+        <w:t xml:space="preserve">. New York: Wiley; Katz, L. C., &amp; Shatz, C. J. (1996). Synaptic activity and the construction of cortical circuits.</w:t>
+      </w:r>
+      <w:r>
+        <w:t xml:space="preserve"> </w:t>
+      </w:r>
+      <w:r>
+        <w:rPr>
+          <w:iCs/>
+          <w:i/>
+        </w:rPr>
+        <w:t xml:space="preserve">Science</w:t>
+      </w:r>
+      <w:r>
+        <w:t xml:space="preserve">, 274(5290), 1133–1138.</w:t>
+      </w:r>
+      <w:r>
+        <w:t xml:space="preserve"> </w:t>
+      </w:r>
+      <w:r>
+        <w:t xml:space="preserve">“</w:t>
+      </w:r>
+      <w:r>
+        <w:t xml:space="preserve">Fire together, wire together</w:t>
+      </w:r>
+      <w:r>
+        <w:t xml:space="preserve">”</w:t>
+      </w:r>
+      <w:r>
+        <w:t xml:space="preserve"> </w:t>
+      </w:r>
+      <w:r>
+        <w:t xml:space="preserve">paraphrases Hebb’s postulate; Katz and Shatz review activity-dependent refinement of visual connections.</w:t>
+      </w:r>
+    </w:p>
+  </w:footnote>
+  <w:footnote w:id="98">
+    <w:p>
+      <w:pPr>
+        <w:pStyle w:val="FootnoteText"/>
+      </w:pPr>
+      <w:r>
+        <w:rPr>
+          <w:rStyle w:val="FootnoteReference"/>
+        </w:rPr>
+        <w:footnoteRef/>
+      </w:r>
+      <w:r>
+        <w:t xml:space="preserve"> </w:t>
+      </w:r>
+      <w:r>
+        <w:t xml:space="preserve">Sperry, R. W. (1963). Chemoaffinity in the orderly growth of nerve fiber patterns and connections.</w:t>
+      </w:r>
+      <w:r>
+        <w:t xml:space="preserve"> </w:t>
+      </w:r>
+      <w:r>
+        <w:rPr>
+          <w:iCs/>
+          <w:i/>
+        </w:rPr>
+        <w:t xml:space="preserve">Proceedings of the National Academy of Sciences</w:t>
+      </w:r>
+      <w:r>
+        <w:t xml:space="preserve">, 50(4), 703–710; Tessier-Lavigne, M., &amp; Goodman, C. S. (1996). The molecular biology of axon guidance.</w:t>
+      </w:r>
+      <w:r>
+        <w:t xml:space="preserve"> </w:t>
+      </w:r>
+      <w:r>
+        <w:rPr>
+          <w:iCs/>
+          <w:i/>
+        </w:rPr>
+        <w:t xml:space="preserve">Science</w:t>
+      </w:r>
+      <w:r>
+        <w:t xml:space="preserve">, 274(5290), 1123–1133.</w:t>
+      </w:r>
+    </w:p>
+  </w:footnote>
+  <w:footnote w:id="104">
+    <w:p>
+      <w:pPr>
+        <w:pStyle w:val="FootnoteText"/>
+      </w:pPr>
+      <w:r>
+        <w:rPr>
+          <w:rStyle w:val="FootnoteReference"/>
+        </w:rPr>
+        <w:footnoteRef/>
+      </w:r>
+      <w:r>
+        <w:t xml:space="preserve"> </w:t>
+      </w:r>
+      <w:r>
+        <w:t xml:space="preserve">Chalmers, D. J. (1995). Facing up to the problem of consciousness.</w:t>
+      </w:r>
+      <w:r>
+        <w:t xml:space="preserve"> </w:t>
+      </w:r>
+      <w:r>
+        <w:rPr>
+          <w:iCs/>
+          <w:i/>
+        </w:rPr>
+        <w:t xml:space="preserve">Journal of Consciousness Studies</w:t>
+      </w:r>
+      <w:r>
+        <w:t xml:space="preserve">, 2(3), 200–219.</w:t>
+      </w:r>
+    </w:p>
+  </w:footnote>
+  <w:footnote w:id="105">
+    <w:p>
+      <w:pPr>
+        <w:pStyle w:val="FootnoteText"/>
+      </w:pPr>
+      <w:r>
+        <w:rPr>
+          <w:rStyle w:val="FootnoteReference"/>
+        </w:rPr>
+        <w:footnoteRef/>
+      </w:r>
+      <w:r>
+        <w:t xml:space="preserve"> </w:t>
+      </w:r>
+      <w:r>
+        <w:t xml:space="preserve">Anderson, P. W. (1972). More is different.</w:t>
+      </w:r>
+      <w:r>
+        <w:t xml:space="preserve"> </w:t>
+      </w:r>
+      <w:r>
+        <w:rPr>
+          <w:iCs/>
+          <w:i/>
+        </w:rPr>
+        <w:t xml:space="preserve">Science</w:t>
+      </w:r>
+      <w:r>
+        <w:t xml:space="preserve">, 177(4047), 393–396.</w:t>
+      </w:r>
+    </w:p>
+  </w:footnote>
+  <w:footnote w:id="107">
+    <w:p>
+      <w:pPr>
+        <w:pStyle w:val="FootnoteText"/>
+      </w:pPr>
+      <w:r>
+        <w:rPr>
+          <w:rStyle w:val="FootnoteReference"/>
+        </w:rPr>
+        <w:footnoteRef/>
+      </w:r>
+      <w:r>
+        <w:t xml:space="preserve"> </w:t>
+      </w:r>
+      <w:r>
+        <w:t xml:space="preserve">Kandel, E. R., Koester, J. D., Mack, S. H., &amp; Siegelbaum, S. A. (Eds.). (2021).</w:t>
+      </w:r>
+      <w:r>
+        <w:t xml:space="preserve"> </w:t>
+      </w:r>
+      <w:r>
+        <w:rPr>
+          <w:iCs/>
+          <w:i/>
+        </w:rPr>
+        <w:t xml:space="preserve">Principles of Neural Science</w:t>
+      </w:r>
+      <w:r>
+        <w:t xml:space="preserve"> </w:t>
+      </w:r>
+      <w:r>
+        <w:t xml:space="preserve">(6th ed.). McGraw-Hill. Chapters 3–4 for the neuron’s input, integration, and output properties.</w:t>
+      </w:r>
+    </w:p>
+  </w:footnote>
+  <w:footnote w:id="109">
+    <w:p>
+      <w:pPr>
+        <w:pStyle w:val="FootnoteText"/>
+      </w:pPr>
+      <w:r>
+        <w:rPr>
+          <w:rStyle w:val="FootnoteReference"/>
+        </w:rPr>
+        <w:footnoteRef/>
+      </w:r>
+      <w:r>
+        <w:t xml:space="preserve"> </w:t>
+      </w:r>
+      <w:r>
+        <w:t xml:space="preserve">Kandel, E. R., Koester, J. D., Mack, S. H., &amp; Siegelbaum, S. A. (Eds.). (2021).</w:t>
+      </w:r>
+      <w:r>
+        <w:t xml:space="preserve"> </w:t>
+      </w:r>
+      <w:r>
+        <w:rPr>
+          <w:iCs/>
+          <w:i/>
+        </w:rPr>
+        <w:t xml:space="preserve">Principles of Neural Science</w:t>
+      </w:r>
+      <w:r>
+        <w:t xml:space="preserve"> </w:t>
+      </w:r>
+      <w:r>
+        <w:t xml:space="preserve">(6th ed.). McGraw-Hill; Purves, D., Augustine, G. J., Fitzpatrick, D., Hall, W. C., LaMantia, A.-S., Mooney, R. D., Platt, M. L., &amp; White, L. E. (Eds.). (2018).</w:t>
+      </w:r>
+      <w:r>
+        <w:t xml:space="preserve"> </w:t>
+      </w:r>
+      <w:r>
+        <w:rPr>
+          <w:iCs/>
+          <w:i/>
+        </w:rPr>
+        <w:t xml:space="preserve">Neuroscience</w:t>
+      </w:r>
+      <w:r>
+        <w:t xml:space="preserve"> </w:t>
+      </w:r>
+      <w:r>
+        <w:t xml:space="preserve">(6th ed.). Sinauer Associates.</w:t>
+      </w:r>
+    </w:p>
+  </w:footnote>
+  <w:footnote w:id="110">
+    <w:p>
+      <w:pPr>
+        <w:pStyle w:val="FootnoteText"/>
+      </w:pPr>
+      <w:r>
+        <w:rPr>
+          <w:rStyle w:val="FootnoteReference"/>
+        </w:rPr>
+        <w:footnoteRef/>
+      </w:r>
+      <w:r>
+        <w:t xml:space="preserve"> </w:t>
+      </w:r>
+      <w:r>
+        <w:t xml:space="preserve">Levine, J. (1983). Materialism and qualia: The explanatory gap.</w:t>
+      </w:r>
+      <w:r>
+        <w:t xml:space="preserve"> </w:t>
+      </w:r>
+      <w:r>
+        <w:rPr>
+          <w:iCs/>
+          <w:i/>
+        </w:rPr>
+        <w:t xml:space="preserve">Pacific Philosophical Quarterly</w:t>
+      </w:r>
+      <w:r>
+        <w:t xml:space="preserve">, 64(4), 354–361; Chalmers, D. J. (1995). Facing up to the problem of consciousness.</w:t>
+      </w:r>
+      <w:r>
+        <w:t xml:space="preserve"> </w:t>
+      </w:r>
+      <w:r>
+        <w:rPr>
+          <w:iCs/>
+          <w:i/>
+        </w:rPr>
+        <w:t xml:space="preserve">Journal of Consciousness Studies</w:t>
+      </w:r>
+      <w:r>
+        <w:t xml:space="preserve">, 2(3), 200–219.</w:t>
+      </w:r>
+    </w:p>
+  </w:footnote>
 </w:footnotes>
 </file>
 
@@ -2841,91 +5768,6 @@
     <w:lvl w:ilvl="8">
       <w:numFmt w:val="bullet"/>
       <w:lvlText w:val="•"/>
-      <w:lvlJc w:val="left"/>
-      <w:pPr>
-        <w:ind w:left="6480" w:hanging="480"/>
-      </w:pPr>
-    </w:lvl>
-  </w:abstractNum>
-  <w:abstractNum w:abstractNumId="99411">
-    <w:nsid w:val="A99411"/>
-    <w:multiLevelType w:val="multilevel"/>
-    <w:lvl w:ilvl="0">
-      <w:start w:val="1"/>
-      <w:numFmt w:val="decimal"/>
-      <w:lvlText w:val="%1."/>
-      <w:lvlJc w:val="left"/>
-      <w:pPr>
-        <w:ind w:left="720" w:hanging="480"/>
-      </w:pPr>
-    </w:lvl>
-    <w:lvl w:ilvl="1">
-      <w:start w:val="1"/>
-      <w:numFmt w:val="decimal"/>
-      <w:lvlText w:val="%2."/>
-      <w:lvlJc w:val="left"/>
-      <w:pPr>
-        <w:ind w:left="1440" w:hanging="480"/>
-      </w:pPr>
-    </w:lvl>
-    <w:lvl w:ilvl="2">
-      <w:start w:val="1"/>
-      <w:numFmt w:val="decimal"/>
-      <w:lvlText w:val="%3."/>
-      <w:lvlJc w:val="left"/>
-      <w:pPr>
-        <w:ind w:left="2160" w:hanging="480"/>
-      </w:pPr>
-    </w:lvl>
-    <w:lvl w:ilvl="3">
-      <w:start w:val="1"/>
-      <w:numFmt w:val="decimal"/>
-      <w:lvlText w:val="%4."/>
-      <w:lvlJc w:val="left"/>
-      <w:pPr>
-        <w:ind w:left="2880" w:hanging="480"/>
-      </w:pPr>
-    </w:lvl>
-    <w:lvl w:ilvl="4">
-      <w:start w:val="1"/>
-      <w:numFmt w:val="decimal"/>
-      <w:lvlText w:val="%5."/>
-      <w:lvlJc w:val="left"/>
-      <w:pPr>
-        <w:ind w:left="3600" w:hanging="480"/>
-      </w:pPr>
-    </w:lvl>
-    <w:lvl w:ilvl="5">
-      <w:start w:val="1"/>
-      <w:numFmt w:val="decimal"/>
-      <w:lvlText w:val="%6."/>
-      <w:lvlJc w:val="left"/>
-      <w:pPr>
-        <w:ind w:left="4320" w:hanging="480"/>
-      </w:pPr>
-    </w:lvl>
-    <w:lvl w:ilvl="6">
-      <w:start w:val="1"/>
-      <w:numFmt w:val="decimal"/>
-      <w:lvlText w:val="%7."/>
-      <w:lvlJc w:val="left"/>
-      <w:pPr>
-        <w:ind w:left="5040" w:hanging="480"/>
-      </w:pPr>
-    </w:lvl>
-    <w:lvl w:ilvl="7">
-      <w:start w:val="1"/>
-      <w:numFmt w:val="decimal"/>
-      <w:lvlText w:val="%8."/>
-      <w:lvlJc w:val="left"/>
-      <w:pPr>
-        <w:ind w:left="5760" w:hanging="480"/>
-      </w:pPr>
-    </w:lvl>
-    <w:lvl w:ilvl="8">
-      <w:start w:val="1"/>
-      <w:numFmt w:val="decimal"/>
-      <w:lvlText w:val="%9."/>
       <w:lvlJc w:val="left"/>
       <w:pPr>
         <w:ind w:left="6480" w:hanging="480"/>
@@ -2943,36 +5785,6 @@
   </w:num>
   <w:num w:numId="1003">
     <w:abstractNumId w:val="991"/>
-  </w:num>
-  <w:num w:numId="1004">
-    <w:abstractNumId w:val="99411"/>
-    <w:lvlOverride w:ilvl="0">
-      <w:startOverride w:val="1"/>
-    </w:lvlOverride>
-    <w:lvlOverride w:ilvl="1">
-      <w:startOverride w:val="1"/>
-    </w:lvlOverride>
-    <w:lvlOverride w:ilvl="2">
-      <w:startOverride w:val="1"/>
-    </w:lvlOverride>
-    <w:lvlOverride w:ilvl="3">
-      <w:startOverride w:val="1"/>
-    </w:lvlOverride>
-    <w:lvlOverride w:ilvl="4">
-      <w:startOverride w:val="1"/>
-    </w:lvlOverride>
-    <w:lvlOverride w:ilvl="5">
-      <w:startOverride w:val="1"/>
-    </w:lvlOverride>
-    <w:lvlOverride w:ilvl="6">
-      <w:startOverride w:val="1"/>
-    </w:lvlOverride>
-    <w:lvlOverride w:ilvl="7">
-      <w:startOverride w:val="1"/>
-    </w:lvlOverride>
-    <w:lvlOverride w:ilvl="8">
-      <w:startOverride w:val="1"/>
-    </w:lvlOverride>
   </w:num>
 </w:numbering>
 </file>
@@ -3393,6 +6205,17 @@
     <w:uiPriority w:val="9"/>
     <w:unhideWhenUsed/>
     <w:qFormat/>
+    <w:pPr>
+      <w:spacing w:after="60" w:before="0" w:line="240" w:lineRule="auto"/>
+      <w:ind w:firstLine="0" w:left="0"/>
+    </w:pPr>
+    <w:rPr>
+      <w:rFonts w:ascii="Cambria" w:cs="Cambria" w:eastAsia="Cambria" w:hAnsi="Cambria"/>
+      <w:caps w:val="0"/>
+      <w:smallCaps w:val="0"/>
+      <w:color w:val="000000"/>
+      <w:sz w:val="18"/>
+    </w:rPr>
   </w:style>
   <w:style w:default="1" w:styleId="DefaultParagraphFont" w:type="character">
     <w:name w:val="Default Paragraph Font"/>

--- a/docs/book/Word/Chapter0/How_the_Brain_Learns_Chapter_0_Foundations.docx
+++ b/docs/book/Word/Chapter0/How_the_Brain_Learns_Chapter_0_Foundations.docx
@@ -2921,6 +2921,30 @@
         <w:pStyle w:val="BodyText"/>
       </w:pPr>
       <w:r>
+        <w:t xml:space="preserve">Barresi, M. J. F., &amp; Gilbert, S. F. (2019).</w:t>
+      </w:r>
+      <w:r>
+        <w:t xml:space="preserve"> </w:t>
+      </w:r>
+      <w:r>
+        <w:rPr>
+          <w:iCs/>
+          <w:i/>
+        </w:rPr>
+        <w:t xml:space="preserve">Developmental Biology</w:t>
+      </w:r>
+      <w:r>
+        <w:t xml:space="preserve"> </w:t>
+      </w:r>
+      <w:r>
+        <w:t xml:space="preserve">(12th ed.). Sinauer Associates.</w:t>
+      </w:r>
+    </w:p>
+    <w:p>
+      <w:pPr>
+        <w:pStyle w:val="BodyText"/>
+      </w:pPr>
+      <w:r>
         <w:t xml:space="preserve">Berg, H. C. (1993).</w:t>
       </w:r>
       <w:r>
@@ -3190,30 +3214,6 @@
       </w:r>
       <w:r>
         <w:t xml:space="preserve">. Bologna: Ex Typographia Instituti Scientiarum.</w:t>
-      </w:r>
-    </w:p>
-    <w:p>
-      <w:pPr>
-        <w:pStyle w:val="BodyText"/>
-      </w:pPr>
-      <w:r>
-        <w:t xml:space="preserve">Gilbert, S. F., &amp; Barresi, M. J. F. (2019).</w:t>
-      </w:r>
-      <w:r>
-        <w:t xml:space="preserve"> </w:t>
-      </w:r>
-      <w:r>
-        <w:rPr>
-          <w:iCs/>
-          <w:i/>
-        </w:rPr>
-        <w:t xml:space="preserve">Developmental Biology</w:t>
-      </w:r>
-      <w:r>
-        <w:t xml:space="preserve"> </w:t>
-      </w:r>
-      <w:r>
-        <w:t xml:space="preserve">(12th ed.). Sinauer Associates.</w:t>
       </w:r>
     </w:p>
     <w:p>
@@ -5164,7 +5164,7 @@
         <w:t xml:space="preserve"> </w:t>
       </w:r>
       <w:r>
-        <w:t xml:space="preserve">Gilbert, S. F., &amp; Barresi, M. J. F. (2019).</w:t>
+        <w:t xml:space="preserve">Barresi, M. J. F., &amp; Gilbert, S. F. (2019).</w:t>
       </w:r>
       <w:r>
         <w:t xml:space="preserve"> </w:t>

--- a/docs/book/Word/Chapter0/How_the_Brain_Learns_Chapter_0_Foundations.docx
+++ b/docs/book/Word/Chapter0/How_the_Brain_Learns_Chapter_0_Foundations.docx
@@ -1052,7 +1052,7 @@
         <w:t xml:space="preserve"> </w:t>
       </w:r>
       <w:r>
-        <w:t xml:space="preserve">In the century and a half that followed, scientists worked out how cells use ions and gradients, and the culmination came in 1952, when Alan Hodgkin and Andrew Huxley published a mathematical model of the action potential in the squid giant axon, an axon so large (up to a millimeter across) that electrodes could be threaded inside it. Their model explained in quantitative detail how the opening and closing of sodium and potassium channels generate the electrical impulse. Figure 0.7 shows one impulse computed from their equations: the sodium conductance rises first and fast and drives the voltage up, the potassium conductance rises later and more slowly and drives it back down, and the brief undershoot at the end is the potassium channels still open. Hodgkin and Huxley received the Nobel Prize for this work in 1963.</w:t>
+        <w:t xml:space="preserve">In the century and a half that followed, scientists worked out how cells use ions and gradients, and the culmination came in 1952, when Alan Hodgkin and Andrew Huxley published a mathematical model of the action potential in the squid giant axon, an axon so large (up to a millimeter across) that electrodes could be threaded inside it. Figure 0.7 shows one impulse computed from their equations: the sodium conductance rises first and fast and drives the voltage up, the potassium conductance rises later and more slowly and drives it back down, and the brief undershoot at the end is the potassium channels still open. Hodgkin and Huxley received the Nobel Prize for this work in 1963.</w:t>
       </w:r>
       <w:r>
         <w:rPr>
